--- a/t18_s2.docx
+++ b/t18_s2.docx
@@ -3,2168 +3,1898 @@
 <w:document xmlns:wpc="http://schemas.microsoft.com/office/word/2010/wordprocessingCanvas" xmlns:mo="http://schemas.microsoft.com/office/mac/office/2008/main" xmlns:mc="http://schemas.openxmlformats.org/markup-compatibility/2006" xmlns:mv="urn:schemas-microsoft-com:mac:vml" xmlns:o="urn:schemas-microsoft-com:office:office" xmlns:r="http://schemas.openxmlformats.org/officeDocument/2006/relationships" xmlns:m="http://schemas.openxmlformats.org/officeDocument/2006/math" xmlns:v="urn:schemas-microsoft-com:vml" xmlns:wp14="http://schemas.microsoft.com/office/word/2010/wordprocessingDrawing" xmlns:wp="http://schemas.openxmlformats.org/drawingml/2006/wordprocessingDrawing" xmlns:w10="urn:schemas-microsoft-com:office:word" xmlns:w="http://schemas.openxmlformats.org/wordprocessingml/2006/main" xmlns:w14="http://schemas.microsoft.com/office/word/2010/wordml" xmlns:wpg="http://schemas.microsoft.com/office/word/2010/wordprocessingGroup" xmlns:wpi="http://schemas.microsoft.com/office/word/2010/wordprocessingInk" xmlns:wne="http://schemas.microsoft.com/office/word/2006/wordml" xmlns:wps="http://schemas.microsoft.com/office/word/2010/wordprocessingShape" mc:Ignorable="w14 wp14">
   <w:body>
     <w:p>
-      <w:pPr>
-        <w:spacing w:after="20" w:before="120"/>
-      </w:pPr>
-      <w:r>
-        <w:rPr>
-          <w:b/>
-          <w:sz w:val="22"/>
-        </w:rPr>
-        <w:t>Question: According to WHO, duration for hand washing with handrub or alcohol based sanitizer?</w:t>
-      </w:r>
-    </w:p>
-    <w:p>
-      <w:pPr>
-        <w:spacing w:after="0" w:before="0"/>
-      </w:pPr>
-      <w:r>
-        <w:rPr>
-          <w:b w:val="0"/>
-          <w:sz w:val="22"/>
-        </w:rPr>
-        <w:t>(a) 10-20 sec</w:t>
-      </w:r>
-    </w:p>
-    <w:p>
-      <w:pPr>
-        <w:spacing w:after="0" w:before="0"/>
-      </w:pPr>
-      <w:r>
-        <w:rPr>
-          <w:b w:val="0"/>
-          <w:sz w:val="22"/>
-        </w:rPr>
-        <w:t>(b) 3-5 min.</w:t>
-      </w:r>
-    </w:p>
-    <w:p>
-      <w:pPr>
-        <w:spacing w:after="0" w:before="0"/>
-      </w:pPr>
-      <w:r>
-        <w:rPr>
-          <w:b w:val="0"/>
-          <w:sz w:val="22"/>
-        </w:rPr>
-        <w:t>(c) 40-60 sec</w:t>
-      </w:r>
-    </w:p>
-    <w:p>
-      <w:pPr>
-        <w:spacing w:after="0" w:before="0"/>
-      </w:pPr>
-      <w:r>
-        <w:rPr>
-          <w:b w:val="0"/>
-          <w:sz w:val="22"/>
-        </w:rPr>
-        <w:t>(d) 20-30 sec</w:t>
-      </w:r>
-    </w:p>
-    <w:p>
-      <w:pPr>
-        <w:spacing w:after="0" w:before="40"/>
-      </w:pPr>
-      <w:r>
-        <w:rPr>
-          <w:b/>
-          <w:sz w:val="22"/>
-        </w:rPr>
-        <w:t>Answer: d</w:t>
-      </w:r>
-    </w:p>
-    <w:p>
-      <w:pPr>
-        <w:spacing w:after="0" w:before="0"/>
-      </w:pPr>
-      <w:r>
-        <w:rPr>
-          <w:b w:val="0"/>
-          <w:sz w:val="21"/>
-        </w:rPr>
-        <w:t>Solution: According to the World Health Organization (WHO), the recommended duration for hand washing with a hand rub or alcohol-based sanitizer is 20-30 seconds (option A). Hand rubs or sanitizers containing at least 60% alcohol are effective in killing many types of microorganisms on the hands when used properly. To ensure thorough hand hygiene, it is important to cover all surfaces of the hands with the sanitizer and rub them together until dry. This duration allows sufficient contact time for the alcohol to effectively eliminate the pathogens present on the skin. Adhering to the recommended hand hygiene practices, including the appropriate duration of hand rubbing, is crucial in preventing the transmission of infections.</w:t>
-      </w:r>
-    </w:p>
-    <w:p>
-      <w:pPr>
-        <w:spacing w:after="0" w:before="0"/>
-      </w:pPr>
-      <w:r>
-        <w:rPr>
-          <w:b w:val="0"/>
-          <w:sz w:val="20"/>
-        </w:rPr>
-        <w:t>Positive Marks: 1</w:t>
-      </w:r>
-    </w:p>
-    <w:p>
-      <w:pPr>
-        <w:spacing w:after="160" w:before="0"/>
-      </w:pPr>
-      <w:r>
-        <w:rPr>
-          <w:b w:val="0"/>
-          <w:sz w:val="20"/>
-        </w:rPr>
-        <w:t>Negative Marks: 0.25</w:t>
-      </w:r>
-    </w:p>
-    <w:p>
-      <w:pPr>
-        <w:spacing w:after="20" w:before="120"/>
-      </w:pPr>
-      <w:r>
-        <w:rPr>
-          <w:b/>
-          <w:sz w:val="22"/>
-        </w:rPr>
-        <w:t>Question: A client reports hearing a voice telling him to harm a neighbor. What is the nurse's most important action?</w:t>
-      </w:r>
-    </w:p>
-    <w:p>
-      <w:pPr>
-        <w:spacing w:after="0" w:before="0"/>
-      </w:pPr>
-      <w:r>
-        <w:rPr>
-          <w:b w:val="0"/>
-          <w:sz w:val="22"/>
-        </w:rPr>
-        <w:t>(a) Confront the client about the hallucinations</w:t>
-      </w:r>
-    </w:p>
-    <w:p>
-      <w:pPr>
-        <w:spacing w:after="0" w:before="0"/>
-      </w:pPr>
-      <w:r>
-        <w:rPr>
-          <w:b w:val="0"/>
-          <w:sz w:val="22"/>
-        </w:rPr>
-        <w:t>(b) Agree that the voices must be obeyed</w:t>
-      </w:r>
-    </w:p>
-    <w:p>
-      <w:pPr>
-        <w:spacing w:after="0" w:before="0"/>
-      </w:pPr>
-      <w:r>
-        <w:rPr>
-          <w:b w:val="0"/>
-          <w:sz w:val="22"/>
-        </w:rPr>
-        <w:t>(c) Ignore the hallucinations as part of the illness</w:t>
-      </w:r>
-    </w:p>
-    <w:p>
-      <w:pPr>
-        <w:spacing w:after="0" w:before="0"/>
-      </w:pPr>
-      <w:r>
-        <w:rPr>
-          <w:b w:val="0"/>
-          <w:sz w:val="22"/>
-        </w:rPr>
-        <w:t>(d) Assess the client's plan, intent and means to harm the other person</w:t>
-      </w:r>
-    </w:p>
-    <w:p>
-      <w:pPr>
-        <w:spacing w:after="0" w:before="40"/>
-      </w:pPr>
-      <w:r>
-        <w:rPr>
-          <w:b/>
-          <w:sz w:val="22"/>
-        </w:rPr>
-        <w:t>Answer: d</w:t>
-      </w:r>
-    </w:p>
-    <w:p>
-      <w:pPr>
-        <w:spacing w:after="0" w:before="0"/>
-      </w:pPr>
-      <w:r>
-        <w:rPr>
-          <w:b w:val="0"/>
-          <w:sz w:val="21"/>
-        </w:rPr>
-        <w:t>Solution: Command hallucinations with a specific target require assessment of intent and plan; the duty to protect the identified victim may require notifying authorities.</w:t>
-      </w:r>
-    </w:p>
-    <w:p>
-      <w:pPr>
-        <w:spacing w:after="0" w:before="0"/>
-      </w:pPr>
-      <w:r>
-        <w:rPr>
-          <w:b w:val="0"/>
-          <w:sz w:val="20"/>
-        </w:rPr>
-        <w:t>Positive Marks: 1</w:t>
-      </w:r>
-    </w:p>
-    <w:p>
-      <w:pPr>
-        <w:spacing w:after="160" w:before="0"/>
-      </w:pPr>
-      <w:r>
-        <w:rPr>
-          <w:b w:val="0"/>
-          <w:sz w:val="20"/>
-        </w:rPr>
-        <w:t>Negative Marks: 0.25</w:t>
-      </w:r>
-    </w:p>
-    <w:p>
-      <w:pPr>
-        <w:spacing w:after="20" w:before="120"/>
-      </w:pPr>
-      <w:r>
-        <w:rPr>
-          <w:b/>
-          <w:sz w:val="22"/>
-        </w:rPr>
-        <w:t>Question: A client with preeclampsia complains of a severe frontal headache and epigastric pain. What is the priority nursing action?</w:t>
-      </w:r>
-    </w:p>
-    <w:p>
-      <w:pPr>
-        <w:spacing w:after="0" w:before="0"/>
-      </w:pPr>
-      <w:r>
-        <w:rPr>
-          <w:b w:val="0"/>
-          <w:sz w:val="22"/>
-        </w:rPr>
-        <w:t>(a) Record the blood pressure every hour</w:t>
-      </w:r>
-    </w:p>
-    <w:p>
-      <w:pPr>
-        <w:spacing w:after="0" w:before="0"/>
-      </w:pPr>
-      <w:r>
-        <w:rPr>
-          <w:b w:val="0"/>
-          <w:sz w:val="22"/>
-        </w:rPr>
-        <w:t>(b) Dim the lights and limit visitors</w:t>
-      </w:r>
-    </w:p>
-    <w:p>
-      <w:pPr>
-        <w:spacing w:after="0" w:before="0"/>
-      </w:pPr>
-      <w:r>
-        <w:rPr>
-          <w:b w:val="0"/>
-          <w:sz w:val="22"/>
-        </w:rPr>
-        <w:t>(c) Prepare to administer magnesium sulfate for seizure prophylaxis</w:t>
-      </w:r>
-    </w:p>
-    <w:p>
-      <w:pPr>
-        <w:spacing w:after="0" w:before="0"/>
-      </w:pPr>
-      <w:r>
-        <w:rPr>
-          <w:b w:val="0"/>
-          <w:sz w:val="22"/>
-        </w:rPr>
-        <w:t>(d) Check deep tendon reflexes</w:t>
-      </w:r>
-    </w:p>
-    <w:p>
-      <w:pPr>
-        <w:spacing w:after="0" w:before="40"/>
-      </w:pPr>
-      <w:r>
-        <w:rPr>
-          <w:b/>
-          <w:sz w:val="22"/>
-        </w:rPr>
-        <w:t>Answer: c</w:t>
-      </w:r>
-    </w:p>
-    <w:p>
-      <w:pPr>
-        <w:spacing w:after="0" w:before="0"/>
-      </w:pPr>
-      <w:r>
-        <w:rPr>
-          <w:b w:val="0"/>
-          <w:sz w:val="21"/>
-        </w:rPr>
-        <w:t>Solution: Severe headache with epigastric pain are warning signs of impending eclampsia; magnesium sulfate is given to prevent seizures while the provider is notified.</w:t>
-      </w:r>
-    </w:p>
-    <w:p>
-      <w:pPr>
-        <w:spacing w:after="0" w:before="0"/>
-      </w:pPr>
-      <w:r>
-        <w:rPr>
-          <w:b w:val="0"/>
-          <w:sz w:val="20"/>
-        </w:rPr>
-        <w:t>Positive Marks: 1</w:t>
-      </w:r>
-    </w:p>
-    <w:p>
-      <w:pPr>
-        <w:spacing w:after="160" w:before="0"/>
-      </w:pPr>
-      <w:r>
-        <w:rPr>
-          <w:b w:val="0"/>
-          <w:sz w:val="20"/>
-        </w:rPr>
-        <w:t>Negative Marks: 0.25</w:t>
-      </w:r>
-    </w:p>
-    <w:p>
-      <w:pPr>
-        <w:spacing w:after="20" w:before="120"/>
-      </w:pPr>
-      <w:r>
-        <w:rPr>
-          <w:b/>
-          <w:sz w:val="22"/>
-        </w:rPr>
-        <w:t>Question: Other name of cidex?</w:t>
-      </w:r>
-    </w:p>
-    <w:p>
-      <w:pPr>
-        <w:spacing w:after="0" w:before="0"/>
-      </w:pPr>
-      <w:r>
-        <w:rPr>
-          <w:b w:val="0"/>
-          <w:sz w:val="22"/>
-        </w:rPr>
-        <w:t>(a) Isopropyl chloride</w:t>
-      </w:r>
-    </w:p>
-    <w:p>
-      <w:pPr>
-        <w:spacing w:after="0" w:before="0"/>
-      </w:pPr>
-      <w:r>
-        <w:rPr>
-          <w:b w:val="0"/>
-          <w:sz w:val="22"/>
-        </w:rPr>
-        <w:t>(b) Glutaraldehyde</w:t>
-      </w:r>
-    </w:p>
-    <w:p>
-      <w:pPr>
-        <w:spacing w:after="0" w:before="0"/>
-      </w:pPr>
-      <w:r>
-        <w:rPr>
-          <w:b w:val="0"/>
-          <w:sz w:val="22"/>
-        </w:rPr>
-        <w:t>(c) Formaldehyde</w:t>
-      </w:r>
-    </w:p>
-    <w:p>
-      <w:pPr>
-        <w:spacing w:after="0" w:before="0"/>
-      </w:pPr>
-      <w:r>
-        <w:rPr>
-          <w:b w:val="0"/>
-          <w:sz w:val="22"/>
-        </w:rPr>
-        <w:t>(d) Amonium chloride</w:t>
-      </w:r>
-    </w:p>
-    <w:p>
-      <w:pPr>
-        <w:spacing w:after="0" w:before="40"/>
-      </w:pPr>
-      <w:r>
-        <w:rPr>
-          <w:b/>
-          <w:sz w:val="22"/>
-        </w:rPr>
-        <w:t>Answer: b</w:t>
-      </w:r>
-    </w:p>
-    <w:p>
-      <w:pPr>
-        <w:spacing w:after="0" w:before="0"/>
-      </w:pPr>
-      <w:r>
-        <w:rPr>
-          <w:b w:val="0"/>
-          <w:sz w:val="21"/>
-        </w:rPr>
-        <w:t>Solution: Cidex is the proprietary name of glutaraldehyde, a high-level disinfectant/cold sterilant.</w:t>
-      </w:r>
-    </w:p>
-    <w:p>
-      <w:pPr>
-        <w:spacing w:after="0" w:before="0"/>
-      </w:pPr>
-      <w:r>
-        <w:rPr>
-          <w:b w:val="0"/>
-          <w:sz w:val="20"/>
-        </w:rPr>
-        <w:t>Positive Marks: 1</w:t>
-      </w:r>
-    </w:p>
-    <w:p>
-      <w:pPr>
-        <w:spacing w:after="160" w:before="0"/>
-      </w:pPr>
-      <w:r>
-        <w:rPr>
-          <w:b w:val="0"/>
-          <w:sz w:val="20"/>
-        </w:rPr>
-        <w:t>Negative Marks: 0.25</w:t>
-      </w:r>
-    </w:p>
-    <w:p>
-      <w:pPr>
-        <w:spacing w:after="20" w:before="120"/>
-      </w:pPr>
-      <w:r>
-        <w:rPr>
-          <w:b/>
-          <w:sz w:val="22"/>
-        </w:rPr>
-        <w:t>Question: Which is the correct full form of PDSA?</w:t>
-      </w:r>
-    </w:p>
-    <w:p>
-      <w:pPr>
-        <w:spacing w:after="0" w:before="0"/>
-      </w:pPr>
-      <w:r>
-        <w:rPr>
-          <w:b w:val="0"/>
-          <w:sz w:val="22"/>
-        </w:rPr>
-        <w:t>(a) Plan Do Study Act</w:t>
-      </w:r>
-    </w:p>
-    <w:p>
-      <w:pPr>
-        <w:spacing w:after="0" w:before="0"/>
-      </w:pPr>
-      <w:r>
-        <w:rPr>
-          <w:b w:val="0"/>
-          <w:sz w:val="22"/>
-        </w:rPr>
-        <w:t>(b) Procedure Do Study Act</w:t>
-      </w:r>
-    </w:p>
-    <w:p>
-      <w:pPr>
-        <w:spacing w:after="0" w:before="0"/>
-      </w:pPr>
-      <w:r>
-        <w:rPr>
-          <w:b w:val="0"/>
-          <w:sz w:val="22"/>
-        </w:rPr>
-        <w:t>(c) Plan Do Student Act</w:t>
-      </w:r>
-    </w:p>
-    <w:p>
-      <w:pPr>
-        <w:spacing w:after="0" w:before="0"/>
-      </w:pPr>
-      <w:r>
-        <w:rPr>
-          <w:b w:val="0"/>
-          <w:sz w:val="22"/>
-        </w:rPr>
-        <w:t>(d) None of the above</w:t>
-      </w:r>
-    </w:p>
-    <w:p>
-      <w:pPr>
-        <w:spacing w:after="0" w:before="40"/>
-      </w:pPr>
-      <w:r>
-        <w:rPr>
-          <w:b/>
-          <w:sz w:val="22"/>
-        </w:rPr>
-        <w:t>Answer: a</w:t>
-      </w:r>
-    </w:p>
-    <w:p>
-      <w:pPr>
-        <w:spacing w:after="0" w:before="0"/>
-      </w:pPr>
-      <w:r>
-        <w:rPr>
-          <w:b w:val="0"/>
-          <w:sz w:val="21"/>
-        </w:rPr>
-        <w:t>Solution: The correct full form of PDSA is Plan-Do-Study-Act (option A). PDSA is a quality improvement framework commonly used in healthcare settings. It is a cyclic and iterative process that guides the implementation and evaluation of changes to improve processes or outcomes. The PDSA cycle involves planning the change (Plan), implementing the change (Do), observing and analyzing the results (Study), and acting upon the findings to make necessary adjustments (Act). This systematic approach allows healthcare teams to test and refine changes in a structured manner, leading to continuous improvement in patient care and organizational processes.</w:t>
-      </w:r>
-    </w:p>
-    <w:p>
-      <w:pPr>
-        <w:spacing w:after="0" w:before="0"/>
-      </w:pPr>
-      <w:r>
-        <w:rPr>
-          <w:b w:val="0"/>
-          <w:sz w:val="20"/>
-        </w:rPr>
-        <w:t>Positive Marks: 1</w:t>
-      </w:r>
-    </w:p>
-    <w:p>
-      <w:pPr>
-        <w:spacing w:after="160" w:before="0"/>
-      </w:pPr>
-      <w:r>
-        <w:rPr>
-          <w:b w:val="0"/>
-          <w:sz w:val="20"/>
-        </w:rPr>
-        <w:t>Negative Marks: 0.25</w:t>
-      </w:r>
-    </w:p>
-    <w:p>
-      <w:pPr>
-        <w:spacing w:after="20" w:before="120"/>
-      </w:pPr>
-      <w:r>
-        <w:rPr>
-          <w:b/>
-          <w:sz w:val="22"/>
-        </w:rPr>
-        <w:t>Question: Emla, a topical anesthetic, should be applied for how much time before the procedure?</w:t>
-      </w:r>
-    </w:p>
-    <w:p>
-      <w:pPr>
-        <w:spacing w:after="0" w:before="0"/>
-      </w:pPr>
-      <w:r>
-        <w:rPr>
-          <w:b w:val="0"/>
-          <w:sz w:val="22"/>
-        </w:rPr>
-        <w:t>(a) 10 min</w:t>
-      </w:r>
-    </w:p>
-    <w:p>
-      <w:pPr>
-        <w:spacing w:after="0" w:before="0"/>
-      </w:pPr>
-      <w:r>
-        <w:rPr>
-          <w:b w:val="0"/>
-          <w:sz w:val="22"/>
-        </w:rPr>
-        <w:t>(b) 30 min</w:t>
-      </w:r>
-    </w:p>
-    <w:p>
-      <w:pPr>
-        <w:spacing w:after="0" w:before="0"/>
-      </w:pPr>
-      <w:r>
-        <w:rPr>
-          <w:b w:val="0"/>
-          <w:sz w:val="22"/>
-        </w:rPr>
-        <w:t>(c) 60 min</w:t>
-      </w:r>
-    </w:p>
-    <w:p>
-      <w:pPr>
-        <w:spacing w:after="0" w:before="0"/>
-      </w:pPr>
-      <w:r>
-        <w:rPr>
-          <w:b w:val="0"/>
-          <w:sz w:val="22"/>
-        </w:rPr>
-        <w:t>(d) Immediately before procedure</w:t>
-      </w:r>
-    </w:p>
-    <w:p>
-      <w:pPr>
-        <w:spacing w:after="0" w:before="40"/>
-      </w:pPr>
-      <w:r>
-        <w:rPr>
-          <w:b/>
-          <w:sz w:val="22"/>
-        </w:rPr>
-        <w:t>Answer: c</w:t>
-      </w:r>
-    </w:p>
-    <w:p>
-      <w:pPr>
-        <w:spacing w:after="0" w:before="0"/>
-      </w:pPr>
-      <w:r>
-        <w:rPr>
-          <w:b w:val="0"/>
-          <w:sz w:val="21"/>
-        </w:rPr>
-        <w:t>Solution: EMLA (eutectic mixture of local anaesthetics) cream should be applied 60 minutes before the procedure.</w:t>
-      </w:r>
-    </w:p>
-    <w:p>
-      <w:pPr>
-        <w:spacing w:after="0" w:before="0"/>
-      </w:pPr>
-      <w:r>
-        <w:rPr>
-          <w:b w:val="0"/>
-          <w:sz w:val="20"/>
-        </w:rPr>
-        <w:t>Positive Marks: 1</w:t>
-      </w:r>
-    </w:p>
-    <w:p>
-      <w:pPr>
-        <w:spacing w:after="160" w:before="0"/>
-      </w:pPr>
-      <w:r>
-        <w:rPr>
-          <w:b w:val="0"/>
-          <w:sz w:val="20"/>
-        </w:rPr>
-        <w:t>Negative Marks: 0.25</w:t>
-      </w:r>
-    </w:p>
-    <w:p>
-      <w:pPr>
-        <w:spacing w:after="20" w:before="120"/>
-      </w:pPr>
-      <w:r>
-        <w:rPr>
-          <w:b/>
-          <w:sz w:val="22"/>
-        </w:rPr>
-        <w:t>Question: Purpose of national deworming day?</w:t>
-      </w:r>
-    </w:p>
-    <w:p>
-      <w:pPr>
-        <w:spacing w:after="0" w:before="0"/>
-      </w:pPr>
-      <w:r>
-        <w:rPr>
-          <w:b w:val="0"/>
-          <w:sz w:val="22"/>
-        </w:rPr>
-        <w:t>(a) Improve breast feeding</w:t>
-      </w:r>
-    </w:p>
-    <w:p>
-      <w:pPr>
-        <w:spacing w:after="0" w:before="0"/>
-      </w:pPr>
-      <w:r>
-        <w:rPr>
-          <w:b w:val="0"/>
-          <w:sz w:val="22"/>
-        </w:rPr>
-        <w:t>(b) Eradicate poverty</w:t>
-      </w:r>
-    </w:p>
-    <w:p>
-      <w:pPr>
-        <w:spacing w:after="0" w:before="0"/>
-      </w:pPr>
-      <w:r>
-        <w:rPr>
-          <w:b w:val="0"/>
-          <w:sz w:val="22"/>
-        </w:rPr>
-        <w:t>(c) Eradicate intestinal worms</w:t>
-      </w:r>
-    </w:p>
-    <w:p>
-      <w:pPr>
-        <w:spacing w:after="0" w:before="0"/>
-      </w:pPr>
-      <w:r>
-        <w:rPr>
-          <w:b w:val="0"/>
-          <w:sz w:val="22"/>
-        </w:rPr>
-        <w:t>(d) Improve IMR &amp; MMR</w:t>
-      </w:r>
-    </w:p>
-    <w:p>
-      <w:pPr>
-        <w:spacing w:after="0" w:before="40"/>
-      </w:pPr>
-      <w:r>
-        <w:rPr>
-          <w:b/>
-          <w:sz w:val="22"/>
-        </w:rPr>
-        <w:t>Answer: a</w:t>
-      </w:r>
-    </w:p>
-    <w:p>
-      <w:pPr>
-        <w:spacing w:after="0" w:before="0"/>
-      </w:pPr>
-      <w:r>
-        <w:rPr>
-          <w:b w:val="0"/>
-          <w:sz w:val="21"/>
-        </w:rPr>
-        <w:t>Solution: The National Deworming Day is observed on February 10 every year. It is an initiative of Ministry of Health and Family Welfare, Government of India to make every child in the country worm free. The objective of National Deworming Day is to deworm all preschool and school-age children (enrolled and non-enrolled) between the ages of 1-19 years through the platform of schools and Anganwadi Centers in order to improve their overall health, nutritional status, access to education and quality of life.</w:t>
-      </w:r>
-    </w:p>
-    <w:p>
-      <w:pPr>
-        <w:spacing w:after="0" w:before="0"/>
-      </w:pPr>
-      <w:r>
-        <w:rPr>
-          <w:b w:val="0"/>
-          <w:sz w:val="20"/>
-        </w:rPr>
-        <w:t>Positive Marks: 1</w:t>
-      </w:r>
-    </w:p>
-    <w:p>
-      <w:pPr>
-        <w:spacing w:after="160" w:before="0"/>
-      </w:pPr>
-      <w:r>
-        <w:rPr>
-          <w:b w:val="0"/>
-          <w:sz w:val="20"/>
-        </w:rPr>
-        <w:t>Negative Marks: 0.25</w:t>
-      </w:r>
-    </w:p>
-    <w:p>
-      <w:pPr>
-        <w:spacing w:after="20" w:before="120"/>
-      </w:pPr>
-      <w:r>
-        <w:rPr>
-          <w:b/>
-          <w:sz w:val="22"/>
-        </w:rPr>
-        <w:t>Question: The causative bacterial pathogen of Lyme disease transmitted by Ixodes ticks is</w:t>
-      </w:r>
-    </w:p>
-    <w:p>
-      <w:pPr>
-        <w:spacing w:after="0" w:before="0"/>
-      </w:pPr>
-      <w:r>
-        <w:rPr>
-          <w:b w:val="0"/>
-          <w:sz w:val="22"/>
-        </w:rPr>
-        <w:t>(a) Trypanosoma brucei</w:t>
-      </w:r>
-    </w:p>
-    <w:p>
-      <w:pPr>
-        <w:spacing w:after="0" w:before="0"/>
-      </w:pPr>
-      <w:r>
-        <w:rPr>
-          <w:b w:val="0"/>
-          <w:sz w:val="22"/>
-        </w:rPr>
-        <w:t>(b) Borrelia burgdorferi</w:t>
-      </w:r>
-    </w:p>
-    <w:p>
-      <w:pPr>
-        <w:spacing w:after="0" w:before="0"/>
-      </w:pPr>
-      <w:r>
-        <w:rPr>
-          <w:b w:val="0"/>
-          <w:sz w:val="22"/>
-        </w:rPr>
-        <w:t>(c) Alphavirus</w:t>
-      </w:r>
-    </w:p>
-    <w:p>
-      <w:pPr>
-        <w:spacing w:after="0" w:before="0"/>
-      </w:pPr>
-      <w:r>
-        <w:rPr>
-          <w:b w:val="0"/>
-          <w:sz w:val="22"/>
-        </w:rPr>
-        <w:t>(d) Rickettsia prowazekii</w:t>
-      </w:r>
-    </w:p>
-    <w:p>
-      <w:pPr>
-        <w:spacing w:after="0" w:before="40"/>
-      </w:pPr>
-      <w:r>
-        <w:rPr>
-          <w:b/>
-          <w:sz w:val="22"/>
-        </w:rPr>
-        <w:t>Answer: b</w:t>
-      </w:r>
-    </w:p>
-    <w:p>
-      <w:pPr>
-        <w:spacing w:after="0" w:before="0"/>
-      </w:pPr>
-      <w:r>
-        <w:rPr>
-          <w:b w:val="0"/>
-          <w:sz w:val="21"/>
-        </w:rPr>
-        <w:t>Solution: Lyme disease is a spirochetal infection caused by Borrelia burgdorferi transmitted by Ixodes tick bites.</w:t>
-      </w:r>
-    </w:p>
-    <w:p>
-      <w:pPr>
-        <w:spacing w:after="0" w:before="0"/>
-      </w:pPr>
-      <w:r>
-        <w:rPr>
-          <w:b w:val="0"/>
-          <w:sz w:val="20"/>
-        </w:rPr>
-        <w:t>Positive Marks: 1</w:t>
-      </w:r>
-    </w:p>
-    <w:p>
-      <w:pPr>
-        <w:spacing w:after="160" w:before="0"/>
-      </w:pPr>
-      <w:r>
-        <w:rPr>
-          <w:b w:val="0"/>
-          <w:sz w:val="20"/>
-        </w:rPr>
-        <w:t>Negative Marks: 0.25</w:t>
-      </w:r>
-    </w:p>
-    <w:p>
-      <w:pPr>
-        <w:spacing w:after="20" w:before="120"/>
-      </w:pPr>
-      <w:r>
-        <w:rPr>
-          <w:b/>
-          <w:sz w:val="22"/>
-        </w:rPr>
-        <w:t>Question: widal, a serological test, is used to detect the presence of which of the following pathogenic microorganisms?</w:t>
-      </w:r>
-    </w:p>
-    <w:p>
-      <w:pPr>
-        <w:spacing w:after="0" w:before="0"/>
-      </w:pPr>
-      <w:r>
-        <w:rPr>
-          <w:b w:val="0"/>
-          <w:sz w:val="22"/>
-        </w:rPr>
-        <w:t>(a) Haemophilus influenzae</w:t>
-      </w:r>
-    </w:p>
-    <w:p>
-      <w:pPr>
-        <w:spacing w:after="0" w:before="0"/>
-      </w:pPr>
-      <w:r>
-        <w:rPr>
-          <w:b w:val="0"/>
-          <w:sz w:val="22"/>
-        </w:rPr>
-        <w:t>(b) Mycobacterium tuberculosis</w:t>
-      </w:r>
-    </w:p>
-    <w:p>
-      <w:pPr>
-        <w:spacing w:after="0" w:before="0"/>
-      </w:pPr>
-      <w:r>
-        <w:rPr>
-          <w:b w:val="0"/>
-          <w:sz w:val="22"/>
-        </w:rPr>
-        <w:t>(c) Salmonella typhi</w:t>
-      </w:r>
-    </w:p>
-    <w:p>
-      <w:pPr>
-        <w:spacing w:after="0" w:before="0"/>
-      </w:pPr>
-      <w:r>
-        <w:rPr>
-          <w:b w:val="0"/>
-          <w:sz w:val="22"/>
-        </w:rPr>
-        <w:t>(d) E coli</w:t>
-      </w:r>
-    </w:p>
-    <w:p>
-      <w:pPr>
-        <w:spacing w:after="0" w:before="40"/>
-      </w:pPr>
-      <w:r>
-        <w:rPr>
-          <w:b/>
-          <w:sz w:val="22"/>
-        </w:rPr>
-        <w:t>Answer: c</w:t>
-      </w:r>
-    </w:p>
-    <w:p>
-      <w:pPr>
-        <w:spacing w:after="0" w:before="0"/>
-      </w:pPr>
-      <w:r>
-        <w:rPr>
-          <w:b w:val="0"/>
-          <w:sz w:val="21"/>
-        </w:rPr>
-        <w:t>Solution: The Widal test detects agglutinating antibodies against Salmonella typhi in enteric (typhoid) fever.</w:t>
-      </w:r>
-    </w:p>
-    <w:p>
-      <w:pPr>
-        <w:spacing w:after="0" w:before="0"/>
-      </w:pPr>
-      <w:r>
-        <w:rPr>
-          <w:b w:val="0"/>
-          <w:sz w:val="20"/>
-        </w:rPr>
-        <w:t>Positive Marks: 1</w:t>
-      </w:r>
-    </w:p>
-    <w:p>
-      <w:pPr>
-        <w:spacing w:after="160" w:before="0"/>
-      </w:pPr>
-      <w:r>
-        <w:rPr>
-          <w:b w:val="0"/>
-          <w:sz w:val="20"/>
-        </w:rPr>
-        <w:t>Negative Marks: 0.25</w:t>
-      </w:r>
-    </w:p>
-    <w:p>
-      <w:pPr>
-        <w:spacing w:after="20" w:before="120"/>
-      </w:pPr>
-      <w:r>
-        <w:rPr>
-          <w:b/>
-          <w:sz w:val="22"/>
-        </w:rPr>
-        <w:t>Question: The amount of elemental iron in one iron tablet for mother is:</w:t>
-      </w:r>
-    </w:p>
-    <w:p>
-      <w:pPr>
-        <w:spacing w:after="0" w:before="0"/>
-      </w:pPr>
-      <w:r>
-        <w:rPr>
-          <w:b w:val="0"/>
-          <w:sz w:val="22"/>
-        </w:rPr>
-        <w:t>(a) 60 mg</w:t>
-      </w:r>
-    </w:p>
-    <w:p>
-      <w:pPr>
-        <w:spacing w:after="0" w:before="0"/>
-      </w:pPr>
-      <w:r>
-        <w:rPr>
-          <w:b w:val="0"/>
-          <w:sz w:val="22"/>
-        </w:rPr>
-        <w:t>(b) 50 g</w:t>
-      </w:r>
-    </w:p>
-    <w:p>
-      <w:pPr>
-        <w:spacing w:after="0" w:before="0"/>
-      </w:pPr>
-      <w:r>
-        <w:rPr>
-          <w:b w:val="0"/>
-          <w:sz w:val="22"/>
-        </w:rPr>
-        <w:t>(c) 50 mg</w:t>
-      </w:r>
-    </w:p>
-    <w:p>
-      <w:pPr>
-        <w:spacing w:after="0" w:before="0"/>
-      </w:pPr>
-      <w:r>
-        <w:rPr>
-          <w:b w:val="0"/>
-          <w:sz w:val="22"/>
-        </w:rPr>
-        <w:t>(d) 60 g</w:t>
-      </w:r>
-    </w:p>
-    <w:p>
-      <w:pPr>
-        <w:spacing w:after="0" w:before="40"/>
-      </w:pPr>
-      <w:r>
-        <w:rPr>
-          <w:b/>
-          <w:sz w:val="22"/>
-        </w:rPr>
-        <w:t>Answer: a</w:t>
-      </w:r>
-    </w:p>
-    <w:p>
-      <w:pPr>
-        <w:spacing w:after="0" w:before="0"/>
-      </w:pPr>
-      <w:r>
-        <w:rPr>
-          <w:b w:val="0"/>
-          <w:sz w:val="21"/>
-        </w:rPr>
-        <w:t>Solution: Each iron and folic acid tablet given to mothers contains 60 mg of elemental iron (plus 500 mcg folic acid).</w:t>
-      </w:r>
-    </w:p>
-    <w:p>
-      <w:pPr>
-        <w:spacing w:after="0" w:before="0"/>
-      </w:pPr>
-      <w:r>
-        <w:rPr>
-          <w:b w:val="0"/>
-          <w:sz w:val="20"/>
-        </w:rPr>
-        <w:t>Positive Marks: 1</w:t>
-      </w:r>
-    </w:p>
-    <w:p>
-      <w:pPr>
-        <w:spacing w:after="160" w:before="0"/>
-      </w:pPr>
-      <w:r>
-        <w:rPr>
-          <w:b w:val="0"/>
-          <w:sz w:val="20"/>
-        </w:rPr>
-        <w:t>Negative Marks: 0.25</w:t>
-      </w:r>
-    </w:p>
-    <w:p>
-      <w:pPr>
-        <w:spacing w:after="20" w:before="120"/>
-      </w:pPr>
-      <w:r>
-        <w:rPr>
-          <w:b/>
-          <w:sz w:val="22"/>
-        </w:rPr>
-        <w:t>Question: Most heat sensitive vaccine is:</w:t>
-      </w:r>
-    </w:p>
-    <w:p>
-      <w:pPr>
-        <w:spacing w:after="0" w:before="0"/>
-      </w:pPr>
-      <w:r>
-        <w:rPr>
-          <w:b w:val="0"/>
-          <w:sz w:val="22"/>
-        </w:rPr>
-        <w:t>(a) DPT</w:t>
-      </w:r>
-    </w:p>
-    <w:p>
-      <w:pPr>
-        <w:spacing w:after="0" w:before="0"/>
-      </w:pPr>
-      <w:r>
-        <w:rPr>
-          <w:b w:val="0"/>
-          <w:sz w:val="22"/>
-        </w:rPr>
-        <w:t>(b) Measles</w:t>
-      </w:r>
-    </w:p>
-    <w:p>
-      <w:pPr>
-        <w:spacing w:after="0" w:before="0"/>
-      </w:pPr>
-      <w:r>
-        <w:rPr>
-          <w:b w:val="0"/>
-          <w:sz w:val="22"/>
-        </w:rPr>
-        <w:t>(c) OPV</w:t>
-      </w:r>
-    </w:p>
-    <w:p>
-      <w:pPr>
-        <w:spacing w:after="0" w:before="0"/>
-      </w:pPr>
-      <w:r>
-        <w:rPr>
-          <w:b w:val="0"/>
-          <w:sz w:val="22"/>
-        </w:rPr>
-        <w:t>(d) Hepatitis B</w:t>
-      </w:r>
-    </w:p>
-    <w:p>
-      <w:pPr>
-        <w:spacing w:after="0" w:before="40"/>
-      </w:pPr>
-      <w:r>
-        <w:rPr>
-          <w:b/>
-          <w:sz w:val="22"/>
-        </w:rPr>
-        <w:t>Answer: c</w:t>
-      </w:r>
-    </w:p>
-    <w:p>
-      <w:pPr>
-        <w:spacing w:after="0" w:before="0"/>
-      </w:pPr>
-      <w:r>
-        <w:rPr>
-          <w:b w:val="0"/>
-          <w:sz w:val="21"/>
-        </w:rPr>
-        <w:t>Solution: OPV (oral polio vaccine) is the most heat-sensitive vaccine and must be stored at -20°C.</w:t>
-      </w:r>
-    </w:p>
-    <w:p>
-      <w:pPr>
-        <w:spacing w:after="0" w:before="0"/>
-      </w:pPr>
-      <w:r>
-        <w:rPr>
-          <w:b w:val="0"/>
-          <w:sz w:val="20"/>
-        </w:rPr>
-        <w:t>Positive Marks: 1</w:t>
-      </w:r>
-    </w:p>
-    <w:p>
-      <w:pPr>
-        <w:spacing w:after="160" w:before="0"/>
-      </w:pPr>
-      <w:r>
-        <w:rPr>
-          <w:b w:val="0"/>
-          <w:sz w:val="20"/>
-        </w:rPr>
-        <w:t>Negative Marks: 0.25</w:t>
-      </w:r>
-    </w:p>
-    <w:p>
-      <w:pPr>
-        <w:spacing w:after="20" w:before="120"/>
-      </w:pPr>
-      <w:r>
-        <w:rPr>
-          <w:b/>
-          <w:sz w:val="22"/>
-        </w:rPr>
-        <w:t>Question: The recommended time for hand rubbing with alcohol-based hand rub is:</w:t>
-      </w:r>
-    </w:p>
-    <w:p>
-      <w:pPr>
-        <w:spacing w:after="0" w:before="0"/>
-      </w:pPr>
-      <w:r>
-        <w:rPr>
-          <w:b w:val="0"/>
-          <w:sz w:val="22"/>
-        </w:rPr>
-        <w:t>(a) 5 seconds</w:t>
-      </w:r>
-    </w:p>
-    <w:p>
-      <w:pPr>
-        <w:spacing w:after="0" w:before="0"/>
-      </w:pPr>
-      <w:r>
-        <w:rPr>
-          <w:b w:val="0"/>
-          <w:sz w:val="22"/>
-        </w:rPr>
-        <w:t>(b) 20-30 seconds</w:t>
-      </w:r>
-    </w:p>
-    <w:p>
-      <w:pPr>
-        <w:spacing w:after="0" w:before="0"/>
-      </w:pPr>
-      <w:r>
-        <w:rPr>
-          <w:b w:val="0"/>
-          <w:sz w:val="22"/>
-        </w:rPr>
-        <w:t>(c) 60 seconds</w:t>
-      </w:r>
-    </w:p>
-    <w:p>
-      <w:pPr>
-        <w:spacing w:after="0" w:before="0"/>
-      </w:pPr>
-      <w:r>
-        <w:rPr>
-          <w:b w:val="0"/>
-          <w:sz w:val="22"/>
-        </w:rPr>
-        <w:t>(d) 10 seconds</w:t>
-      </w:r>
-    </w:p>
-    <w:p>
-      <w:pPr>
-        <w:spacing w:after="0" w:before="40"/>
-      </w:pPr>
-      <w:r>
-        <w:rPr>
-          <w:b/>
-          <w:sz w:val="22"/>
-        </w:rPr>
-        <w:t>Answer: b</w:t>
-      </w:r>
-    </w:p>
-    <w:p>
-      <w:pPr>
-        <w:spacing w:after="0" w:before="0"/>
-      </w:pPr>
-      <w:r>
-        <w:rPr>
-          <w:b w:val="0"/>
-          <w:sz w:val="21"/>
-        </w:rPr>
-        <w:t>Solution: WHO recommends rubbing hands with alcohol-based solution for 20-30 seconds.</w:t>
-      </w:r>
-    </w:p>
-    <w:p>
-      <w:pPr>
-        <w:spacing w:after="0" w:before="0"/>
-      </w:pPr>
-      <w:r>
-        <w:rPr>
-          <w:b w:val="0"/>
-          <w:sz w:val="20"/>
-        </w:rPr>
-        <w:t>Positive Marks: 1</w:t>
-      </w:r>
-    </w:p>
-    <w:p>
-      <w:pPr>
-        <w:spacing w:after="160" w:before="0"/>
-      </w:pPr>
-      <w:r>
-        <w:rPr>
-          <w:b w:val="0"/>
-          <w:sz w:val="20"/>
-        </w:rPr>
-        <w:t>Negative Marks: 0.25</w:t>
-      </w:r>
-    </w:p>
-    <w:p>
-      <w:pPr>
-        <w:spacing w:after="20" w:before="120"/>
-      </w:pPr>
-      <w:r>
-        <w:rPr>
-          <w:b/>
-          <w:sz w:val="22"/>
-        </w:rPr>
-        <w:t>Question: Intermittent positive pressure breathing is contraindicated in:</w:t>
-      </w:r>
-    </w:p>
-    <w:p>
-      <w:pPr>
-        <w:spacing w:after="0" w:before="0"/>
-      </w:pPr>
-      <w:r>
-        <w:rPr>
-          <w:b w:val="0"/>
-          <w:sz w:val="22"/>
-        </w:rPr>
-        <w:t>(a) Pulmonary edema</w:t>
-      </w:r>
-    </w:p>
-    <w:p>
-      <w:pPr>
-        <w:spacing w:after="0" w:before="0"/>
-      </w:pPr>
-      <w:r>
-        <w:rPr>
-          <w:b w:val="0"/>
-          <w:sz w:val="22"/>
-        </w:rPr>
-        <w:t>(b) Comatose patient</w:t>
-      </w:r>
-    </w:p>
-    <w:p>
-      <w:pPr>
-        <w:spacing w:after="0" w:before="0"/>
-      </w:pPr>
-      <w:r>
-        <w:rPr>
-          <w:b w:val="0"/>
-          <w:sz w:val="22"/>
-        </w:rPr>
-        <w:t>(c) Asthma</w:t>
-      </w:r>
-    </w:p>
-    <w:p>
-      <w:pPr>
-        <w:spacing w:after="0" w:before="0"/>
-      </w:pPr>
-      <w:r>
-        <w:rPr>
-          <w:b w:val="0"/>
-          <w:sz w:val="22"/>
-        </w:rPr>
-        <w:t>(d) Tracheoesophageal fistula</w:t>
-      </w:r>
-    </w:p>
-    <w:p>
-      <w:pPr>
-        <w:spacing w:after="0" w:before="40"/>
-      </w:pPr>
-      <w:r>
-        <w:rPr>
-          <w:b/>
-          <w:sz w:val="22"/>
-        </w:rPr>
-        <w:t>Answer: d</w:t>
-      </w:r>
-    </w:p>
-    <w:p>
-      <w:pPr>
-        <w:spacing w:after="0" w:before="0"/>
-      </w:pPr>
-      <w:r>
-        <w:rPr>
-          <w:b w:val="0"/>
-          <w:sz w:val="21"/>
-        </w:rPr>
-        <w:t>Solution: IPPB is contraindicated in tracheo-oesophageal fistula (air leaks through the fistula instead of ventilating the lungs).</w:t>
-      </w:r>
-    </w:p>
-    <w:p>
-      <w:pPr>
-        <w:spacing w:after="0" w:before="0"/>
-      </w:pPr>
-      <w:r>
-        <w:rPr>
-          <w:b w:val="0"/>
-          <w:sz w:val="20"/>
-        </w:rPr>
-        <w:t>Positive Marks: 1</w:t>
-      </w:r>
-    </w:p>
-    <w:p>
-      <w:pPr>
-        <w:spacing w:after="160" w:before="0"/>
-      </w:pPr>
-      <w:r>
-        <w:rPr>
-          <w:b w:val="0"/>
-          <w:sz w:val="20"/>
-        </w:rPr>
-        <w:t>Negative Marks: 0.25</w:t>
-      </w:r>
-    </w:p>
-    <w:p>
-      <w:pPr>
-        <w:spacing w:after="20" w:before="120"/>
-      </w:pPr>
-      <w:r>
-        <w:rPr>
-          <w:b/>
-          <w:sz w:val="22"/>
-        </w:rPr>
-        <w:t>Question: A pregnant client asks when she will first feel fetal movements (quickening). Which range is correct for a primigravida?</w:t>
-      </w:r>
-    </w:p>
-    <w:p>
-      <w:pPr>
-        <w:spacing w:after="0" w:before="0"/>
-      </w:pPr>
-      <w:r>
-        <w:rPr>
-          <w:b w:val="0"/>
-          <w:sz w:val="22"/>
-        </w:rPr>
-        <w:t>(a) 6–8 weeks</w:t>
-      </w:r>
-    </w:p>
-    <w:p>
-      <w:pPr>
-        <w:spacing w:after="0" w:before="0"/>
-      </w:pPr>
-      <w:r>
-        <w:rPr>
-          <w:b w:val="0"/>
-          <w:sz w:val="22"/>
-        </w:rPr>
-        <w:t>(b) 10–12 weeks</w:t>
-      </w:r>
-    </w:p>
-    <w:p>
-      <w:pPr>
-        <w:spacing w:after="0" w:before="0"/>
-      </w:pPr>
-      <w:r>
-        <w:rPr>
-          <w:b w:val="0"/>
-          <w:sz w:val="22"/>
-        </w:rPr>
-        <w:t>(c) 14–18 weeks</w:t>
-      </w:r>
-    </w:p>
-    <w:p>
-      <w:pPr>
-        <w:spacing w:after="0" w:before="0"/>
-      </w:pPr>
-      <w:r>
-        <w:rPr>
-          <w:b w:val="0"/>
-          <w:sz w:val="22"/>
-        </w:rPr>
-        <w:t>(d) 8–10 weeks</w:t>
-      </w:r>
-    </w:p>
-    <w:p>
-      <w:pPr>
-        <w:spacing w:after="0" w:before="40"/>
-      </w:pPr>
-      <w:r>
-        <w:rPr>
-          <w:b/>
-          <w:sz w:val="22"/>
-        </w:rPr>
-        <w:t>Answer: c</w:t>
-      </w:r>
-    </w:p>
-    <w:p>
-      <w:pPr>
-        <w:spacing w:after="0" w:before="0"/>
-      </w:pPr>
-      <w:r>
-        <w:rPr>
-          <w:b w:val="0"/>
-          <w:sz w:val="21"/>
-        </w:rPr>
-        <w:t>Solution: Quickening (first perception of fetal movements) is usually felt between 16 and 20 weeks - around 18 weeks in a primigravida (14-18 weeks is the best fit).</w:t>
-      </w:r>
-    </w:p>
-    <w:p>
-      <w:pPr>
-        <w:spacing w:after="0" w:before="0"/>
-      </w:pPr>
-      <w:r>
-        <w:rPr>
-          <w:b w:val="0"/>
-          <w:sz w:val="20"/>
-        </w:rPr>
-        <w:t>Positive Marks: 1</w:t>
-      </w:r>
-    </w:p>
-    <w:p>
-      <w:pPr>
-        <w:spacing w:after="160" w:before="0"/>
-      </w:pPr>
-      <w:r>
-        <w:rPr>
-          <w:b w:val="0"/>
-          <w:sz w:val="20"/>
-        </w:rPr>
-        <w:t>Negative Marks: 0.25</w:t>
-      </w:r>
-    </w:p>
-    <w:p>
-      <w:pPr>
-        <w:spacing w:after="20" w:before="120"/>
-      </w:pPr>
-      <w:r>
-        <w:rPr>
-          <w:b/>
-          <w:sz w:val="22"/>
-        </w:rPr>
-        <w:t>Question: A client receives oxygen at 4 L/min by nasal cannula. What approximate fraction of inspired oxygen (FiO2) is delivered?</w:t>
-      </w:r>
-    </w:p>
-    <w:p>
-      <w:pPr>
-        <w:spacing w:after="0" w:before="0"/>
-      </w:pPr>
-      <w:r>
-        <w:rPr>
-          <w:b w:val="0"/>
-          <w:sz w:val="22"/>
-        </w:rPr>
-        <w:t>(a) 36%</w:t>
-      </w:r>
-    </w:p>
-    <w:p>
-      <w:pPr>
-        <w:spacing w:after="0" w:before="0"/>
-      </w:pPr>
-      <w:r>
-        <w:rPr>
-          <w:b w:val="0"/>
-          <w:sz w:val="22"/>
-        </w:rPr>
-        <w:t>(b) 24%</w:t>
-      </w:r>
-    </w:p>
-    <w:p>
-      <w:pPr>
-        <w:spacing w:after="0" w:before="0"/>
-      </w:pPr>
-      <w:r>
-        <w:rPr>
-          <w:b w:val="0"/>
-          <w:sz w:val="22"/>
-        </w:rPr>
-        <w:t>(c) 44%</w:t>
-      </w:r>
-    </w:p>
-    <w:p>
-      <w:pPr>
-        <w:spacing w:after="0" w:before="0"/>
-      </w:pPr>
-      <w:r>
-        <w:rPr>
-          <w:b w:val="0"/>
-          <w:sz w:val="22"/>
-        </w:rPr>
-        <w:t>(d) 50%</w:t>
-      </w:r>
-    </w:p>
-    <w:p>
-      <w:pPr>
-        <w:spacing w:after="0" w:before="40"/>
-      </w:pPr>
-      <w:r>
-        <w:rPr>
-          <w:b/>
-          <w:sz w:val="22"/>
-        </w:rPr>
-        <w:t>Answer: a</w:t>
-      </w:r>
-    </w:p>
-    <w:p>
-      <w:pPr>
-        <w:spacing w:after="0" w:before="0"/>
-      </w:pPr>
-      <w:r>
-        <w:rPr>
-          <w:b w:val="0"/>
-          <w:sz w:val="21"/>
-        </w:rPr>
-        <w:t>Solution: With a nasal cannula each liter per minute adds about 4% to room air (21%): 21 + (4 × 4) = 37% (approximately 36%).</w:t>
-      </w:r>
-    </w:p>
-    <w:p>
-      <w:pPr>
-        <w:spacing w:after="0" w:before="0"/>
-      </w:pPr>
-      <w:r>
-        <w:rPr>
-          <w:b w:val="0"/>
-          <w:sz w:val="20"/>
-        </w:rPr>
-        <w:t>Positive Marks: 1</w:t>
-      </w:r>
-    </w:p>
-    <w:p>
-      <w:pPr>
-        <w:spacing w:after="160" w:before="0"/>
-      </w:pPr>
-      <w:r>
-        <w:rPr>
-          <w:b w:val="0"/>
-          <w:sz w:val="20"/>
-        </w:rPr>
-        <w:t>Negative Marks: 0.25</w:t>
-      </w:r>
-    </w:p>
-    <w:p>
-      <w:pPr>
-        <w:spacing w:after="20" w:before="120"/>
-      </w:pPr>
-      <w:r>
-        <w:rPr>
-          <w:b/>
-          <w:sz w:val="22"/>
-        </w:rPr>
-        <w:t>Question: The therapy that involves the patient expressing thoughts freely without censorship is:</w:t>
-      </w:r>
-    </w:p>
-    <w:p>
-      <w:pPr>
-        <w:spacing w:after="0" w:before="0"/>
-      </w:pPr>
-      <w:r>
-        <w:rPr>
-          <w:b w:val="0"/>
-          <w:sz w:val="22"/>
-        </w:rPr>
-        <w:t>(a) Cognitive therapy</w:t>
-      </w:r>
-    </w:p>
-    <w:p>
-      <w:pPr>
-        <w:spacing w:after="0" w:before="0"/>
-      </w:pPr>
-      <w:r>
-        <w:rPr>
-          <w:b w:val="0"/>
-          <w:sz w:val="22"/>
-        </w:rPr>
-        <w:t>(b) Free association (psychoanalysis)</w:t>
-      </w:r>
-    </w:p>
-    <w:p>
-      <w:pPr>
-        <w:spacing w:after="0" w:before="0"/>
-      </w:pPr>
-      <w:r>
-        <w:rPr>
-          <w:b w:val="0"/>
-          <w:sz w:val="22"/>
-        </w:rPr>
-        <w:t>(c) Behaviour therapy</w:t>
-      </w:r>
-    </w:p>
-    <w:p>
-      <w:pPr>
-        <w:spacing w:after="0" w:before="0"/>
-      </w:pPr>
-      <w:r>
-        <w:rPr>
-          <w:b w:val="0"/>
-          <w:sz w:val="22"/>
-        </w:rPr>
-        <w:t>(d) Milieu therapy</w:t>
-      </w:r>
-    </w:p>
-    <w:p>
-      <w:pPr>
-        <w:spacing w:after="0" w:before="40"/>
-      </w:pPr>
-      <w:r>
-        <w:rPr>
-          <w:b/>
-          <w:sz w:val="22"/>
-        </w:rPr>
-        <w:t>Answer: b</w:t>
-      </w:r>
-    </w:p>
-    <w:p>
-      <w:pPr>
-        <w:spacing w:after="0" w:before="0"/>
-      </w:pPr>
-      <w:r>
-        <w:rPr>
-          <w:b w:val="0"/>
-          <w:sz w:val="21"/>
-        </w:rPr>
-        <w:t>Solution: Free association is a psychoanalytic technique where the patient speaks whatever comes to mind.</w:t>
-      </w:r>
-    </w:p>
-    <w:p>
-      <w:pPr>
-        <w:spacing w:after="0" w:before="0"/>
-      </w:pPr>
-      <w:r>
-        <w:rPr>
-          <w:b w:val="0"/>
-          <w:sz w:val="20"/>
-        </w:rPr>
-        <w:t>Positive Marks: 1</w:t>
-      </w:r>
-    </w:p>
-    <w:p>
-      <w:pPr>
-        <w:spacing w:after="160" w:before="0"/>
-      </w:pPr>
-      <w:r>
-        <w:rPr>
-          <w:b w:val="0"/>
-          <w:sz w:val="20"/>
-        </w:rPr>
-        <w:t>Negative Marks: 0.25</w:t>
-      </w:r>
-    </w:p>
-    <w:p>
-      <w:pPr>
-        <w:spacing w:after="20" w:before="120"/>
-      </w:pPr>
-      <w:r>
-        <w:rPr>
-          <w:b/>
-          <w:sz w:val="22"/>
-        </w:rPr>
-        <w:t>Question: Aunt: Colony: Fish:?</w:t>
-      </w:r>
-    </w:p>
-    <w:p>
-      <w:pPr>
-        <w:spacing w:after="0" w:before="0"/>
-      </w:pPr>
-      <w:r>
-        <w:rPr>
-          <w:b w:val="0"/>
-          <w:sz w:val="22"/>
-        </w:rPr>
-        <w:t>(a) Swarm</w:t>
-      </w:r>
-    </w:p>
-    <w:p>
-      <w:pPr>
-        <w:spacing w:after="0" w:before="0"/>
-      </w:pPr>
-      <w:r>
-        <w:rPr>
-          <w:b w:val="0"/>
-          <w:sz w:val="22"/>
-        </w:rPr>
-        <w:t>(b) School</w:t>
-      </w:r>
-    </w:p>
-    <w:p>
-      <w:pPr>
-        <w:spacing w:after="0" w:before="0"/>
-      </w:pPr>
-      <w:r>
-        <w:rPr>
-          <w:b w:val="0"/>
-          <w:sz w:val="22"/>
-        </w:rPr>
-        <w:t>(c) Herd</w:t>
-      </w:r>
-    </w:p>
-    <w:p>
-      <w:pPr>
-        <w:spacing w:after="0" w:before="0"/>
-      </w:pPr>
-      <w:r>
-        <w:rPr>
-          <w:b w:val="0"/>
-          <w:sz w:val="22"/>
-        </w:rPr>
-        <w:t>(d) Bunch</w:t>
-      </w:r>
-    </w:p>
-    <w:p>
-      <w:pPr>
-        <w:spacing w:after="0" w:before="40"/>
-      </w:pPr>
-      <w:r>
-        <w:rPr>
-          <w:b/>
-          <w:sz w:val="22"/>
-        </w:rPr>
-        <w:t>Answer: b</w:t>
-      </w:r>
-    </w:p>
-    <w:p>
-      <w:pPr>
-        <w:spacing w:after="0" w:before="0"/>
-      </w:pPr>
-      <w:r>
-        <w:rPr>
-          <w:b w:val="0"/>
-          <w:sz w:val="21"/>
-        </w:rPr>
-        <w:t>Solution: Analogical reasoning involves finding similarities between two different sets of objects or concepts and drawing inferences based on those similarities. In this question, the task is to find the relationship between the words "aunt" and "colony" and apply the same relationship to the word "fish" to determine which option fits. National songs -en &amp; anch match words Reasoning) &amp; - &amp; The relationship between "aunt" and "colony" is that the collective noun for a group of aunts is a colony. Similarly, the collective noun for a group of fish is a school, which is the correct answer (option B). Therefore, the correct answer is B: School.</w:t>
-      </w:r>
-    </w:p>
-    <w:p>
-      <w:pPr>
-        <w:spacing w:after="0" w:before="0"/>
-      </w:pPr>
-      <w:r>
-        <w:rPr>
-          <w:b w:val="0"/>
-          <w:sz w:val="20"/>
-        </w:rPr>
-        <w:t>Positive Marks: 1</w:t>
-      </w:r>
-    </w:p>
-    <w:p>
-      <w:pPr>
-        <w:spacing w:after="160" w:before="0"/>
-      </w:pPr>
-      <w:r>
-        <w:rPr>
-          <w:b w:val="0"/>
-          <w:sz w:val="20"/>
-        </w:rPr>
-        <w:t>Negative Marks: 0.25</w:t>
-      </w:r>
-    </w:p>
-    <w:p>
-      <w:pPr>
-        <w:spacing w:after="20" w:before="120"/>
-      </w:pPr>
-      <w:r>
-        <w:rPr>
-          <w:b/>
-          <w:sz w:val="22"/>
-        </w:rPr>
-        <w:t>Question: Immediately after delivery the nurse notes profuse vaginal bleeding and a soft, boggy uterus. What is the priority action?</w:t>
-      </w:r>
-    </w:p>
-    <w:p>
-      <w:pPr>
-        <w:spacing w:after="0" w:before="0"/>
-      </w:pPr>
-      <w:r>
-        <w:rPr>
-          <w:b w:val="0"/>
-          <w:sz w:val="22"/>
-        </w:rPr>
-        <w:t>(a) Notify the health care provider</w:t>
-      </w:r>
-    </w:p>
-    <w:p>
-      <w:pPr>
-        <w:spacing w:after="0" w:before="0"/>
-      </w:pPr>
-      <w:r>
-        <w:rPr>
-          <w:b w:val="0"/>
-          <w:sz w:val="22"/>
-        </w:rPr>
-        <w:t>(b) Place the client in Trendelenburg position</w:t>
-      </w:r>
-    </w:p>
-    <w:p>
-      <w:pPr>
-        <w:spacing w:after="0" w:before="0"/>
-      </w:pPr>
-      <w:r>
-        <w:rPr>
-          <w:b w:val="0"/>
-          <w:sz w:val="22"/>
-        </w:rPr>
-        <w:t>(c) Massage the uterine fundus</w:t>
-      </w:r>
-    </w:p>
-    <w:p>
-      <w:pPr>
-        <w:spacing w:after="0" w:before="0"/>
-      </w:pPr>
-      <w:r>
-        <w:rPr>
-          <w:b w:val="0"/>
-          <w:sz w:val="22"/>
-        </w:rPr>
-        <w:t>(d) Insert a Foley catheter</w:t>
-      </w:r>
-    </w:p>
-    <w:p>
-      <w:pPr>
-        <w:spacing w:after="0" w:before="40"/>
-      </w:pPr>
-      <w:r>
-        <w:rPr>
-          <w:b/>
-          <w:sz w:val="22"/>
-        </w:rPr>
-        <w:t>Answer: c</w:t>
-      </w:r>
-    </w:p>
-    <w:p>
-      <w:pPr>
-        <w:spacing w:after="0" w:before="0"/>
-      </w:pPr>
-      <w:r>
-        <w:rPr>
-          <w:b w:val="0"/>
-          <w:sz w:val="21"/>
-        </w:rPr>
-        <w:t>Solution: Uterine atony is the commonest cause of postpartum hemorrhage; firm fundal massage stimulates contraction, and oxytocin is then given while help is called.</w:t>
-      </w:r>
-    </w:p>
-    <w:p>
-      <w:pPr>
-        <w:spacing w:after="0" w:before="0"/>
-      </w:pPr>
-      <w:r>
-        <w:rPr>
-          <w:b w:val="0"/>
-          <w:sz w:val="20"/>
-        </w:rPr>
-        <w:t>Positive Marks: 1</w:t>
-      </w:r>
-    </w:p>
-    <w:p>
-      <w:pPr>
-        <w:spacing w:after="160" w:before="0"/>
-      </w:pPr>
-      <w:r>
-        <w:rPr>
-          <w:b w:val="0"/>
-          <w:sz w:val="20"/>
-        </w:rPr>
-        <w:t>Negative Marks: 0.25</w:t>
-      </w:r>
-    </w:p>
-    <w:p>
-      <w:pPr>
-        <w:spacing w:after="20" w:before="120"/>
-      </w:pPr>
-      <w:r>
-        <w:rPr>
-          <w:b/>
-          <w:sz w:val="22"/>
-        </w:rPr>
-        <w:t>Question: Wernicke's encephalopathy is caused by the deficiency of:</w:t>
-      </w:r>
-    </w:p>
-    <w:p>
-      <w:pPr>
-        <w:spacing w:after="0" w:before="0"/>
-      </w:pPr>
-      <w:r>
-        <w:rPr>
-          <w:b w:val="0"/>
-          <w:sz w:val="22"/>
-        </w:rPr>
-        <w:t>(a) Vitamin-A</w:t>
-      </w:r>
-    </w:p>
-    <w:p>
-      <w:pPr>
-        <w:spacing w:after="0" w:before="0"/>
-      </w:pPr>
-      <w:r>
-        <w:rPr>
-          <w:b w:val="0"/>
-          <w:sz w:val="22"/>
-        </w:rPr>
-        <w:t>(b) Vitamin-D</w:t>
-      </w:r>
-    </w:p>
-    <w:p>
-      <w:pPr>
-        <w:spacing w:after="0" w:before="0"/>
-      </w:pPr>
-      <w:r>
-        <w:rPr>
-          <w:b w:val="0"/>
-          <w:sz w:val="22"/>
-        </w:rPr>
-        <w:t>(c) Riboflavin</w:t>
-      </w:r>
-    </w:p>
-    <w:p>
-      <w:pPr>
-        <w:spacing w:after="0" w:before="0"/>
-      </w:pPr>
-      <w:r>
-        <w:rPr>
-          <w:b w:val="0"/>
-          <w:sz w:val="22"/>
-        </w:rPr>
-        <w:t>(d) Thiamine</w:t>
-      </w:r>
-    </w:p>
-    <w:p>
-      <w:pPr>
-        <w:spacing w:after="0" w:before="40"/>
-      </w:pPr>
-      <w:r>
-        <w:rPr>
-          <w:b/>
-          <w:sz w:val="22"/>
-        </w:rPr>
-        <w:t>Answer: d</w:t>
-      </w:r>
-    </w:p>
-    <w:p>
-      <w:pPr>
-        <w:spacing w:after="0" w:before="0"/>
-      </w:pPr>
-      <w:r>
-        <w:rPr>
-          <w:b w:val="0"/>
-          <w:sz w:val="21"/>
-        </w:rPr>
-        <w:t>Solution: Wernicke's encephalopathy is caused by thiamine (vitamin B1) deficiency, classically in alcoholics.</w:t>
-      </w:r>
-    </w:p>
-    <w:p>
-      <w:pPr>
-        <w:spacing w:after="0" w:before="0"/>
-      </w:pPr>
-      <w:r>
-        <w:rPr>
-          <w:b w:val="0"/>
-          <w:sz w:val="20"/>
-        </w:rPr>
-        <w:t>Positive Marks: 1</w:t>
-      </w:r>
-    </w:p>
-    <w:p>
-      <w:pPr>
-        <w:spacing w:after="160" w:before="0"/>
-      </w:pPr>
-      <w:r>
-        <w:rPr>
-          <w:b w:val="0"/>
-          <w:sz w:val="20"/>
-        </w:rPr>
-        <w:t>Negative Marks: 0.25</w:t>
-      </w:r>
-    </w:p>
-    <w:p>
-      <w:pPr>
-        <w:spacing w:after="20" w:before="120"/>
-      </w:pPr>
-      <w:r>
-        <w:rPr>
-          <w:b/>
-          <w:sz w:val="22"/>
-        </w:rPr>
-        <w:t>Question: A schizophrenic client who is experiencing thoughts of having special powers states that I am a messenger from another planet and can rule the earth. The nurse assesses this behavior as:</w:t>
-      </w:r>
-    </w:p>
-    <w:p>
-      <w:pPr>
-        <w:spacing w:after="0" w:before="0"/>
-      </w:pPr>
-      <w:r>
-        <w:rPr>
-          <w:b w:val="0"/>
-          <w:sz w:val="22"/>
-        </w:rPr>
-        <w:t>(a) Ideas of reference</w:t>
-      </w:r>
-    </w:p>
-    <w:p>
-      <w:pPr>
-        <w:spacing w:after="0" w:before="0"/>
-      </w:pPr>
-      <w:r>
-        <w:rPr>
-          <w:b w:val="0"/>
-          <w:sz w:val="22"/>
-        </w:rPr>
-        <w:t>(b) Thought broadcasting</w:t>
-      </w:r>
-    </w:p>
-    <w:p>
-      <w:pPr>
-        <w:spacing w:after="0" w:before="0"/>
-      </w:pPr>
-      <w:r>
-        <w:rPr>
-          <w:b w:val="0"/>
-          <w:sz w:val="22"/>
-        </w:rPr>
-        <w:t>(c) Delusions of persecution</w:t>
-      </w:r>
-    </w:p>
-    <w:p>
-      <w:pPr>
-        <w:spacing w:after="0" w:before="0"/>
-      </w:pPr>
-      <w:r>
-        <w:rPr>
-          <w:b w:val="0"/>
-          <w:sz w:val="22"/>
-        </w:rPr>
-        <w:t>(d) Delusions of grandeur</w:t>
-      </w:r>
-    </w:p>
-    <w:p>
-      <w:pPr>
-        <w:spacing w:after="0" w:before="40"/>
-      </w:pPr>
-      <w:r>
-        <w:rPr>
-          <w:b/>
-          <w:sz w:val="22"/>
-        </w:rPr>
-        <w:t>Answer: d</w:t>
-      </w:r>
-    </w:p>
-    <w:p>
-      <w:pPr>
-        <w:spacing w:after="0" w:before="0"/>
-      </w:pPr>
-      <w:r>
-        <w:rPr>
-          <w:b w:val="0"/>
-          <w:sz w:val="21"/>
-        </w:rPr>
-        <w:t>Solution: The behavior of a schizophrenic client experiencing thoughts of having special powers and stating "I am a messenger from another planet and can rule the earth" is assessed by the nurse as delusions of grandeur. Delusions of grandeur are a type of delusion where the individual has an exaggerated sense of their own importance, power, knowledge, or identity. They may believe they have special abilities or connections to supernatural beings. Delusions of grandeur are common in individuals with schizophrenia and can be challenging to treat.</w:t>
-      </w:r>
-    </w:p>
-    <w:p>
-      <w:pPr>
-        <w:spacing w:after="0" w:before="0"/>
-      </w:pPr>
-      <w:r>
-        <w:rPr>
-          <w:b w:val="0"/>
-          <w:sz w:val="20"/>
-        </w:rPr>
-        <w:t>Positive Marks: 1</w:t>
-      </w:r>
-    </w:p>
-    <w:p>
-      <w:pPr>
-        <w:spacing w:after="160" w:before="0"/>
-      </w:pPr>
-      <w:r>
-        <w:rPr>
-          <w:b w:val="0"/>
-          <w:sz w:val="20"/>
-        </w:rPr>
-        <w:t>Negative Marks: 0.25</w:t>
+      <w:r>
+        <w:t xml:space="preserve">Question: The normal serum total cholesterol level considered desirable is:</w:t>
+      </w:r>
+    </w:p>
+    <w:p>
+      <w:r>
+        <w:t xml:space="preserve">(a) Less than 200 mg/dL</w:t>
+      </w:r>
+    </w:p>
+    <w:p>
+      <w:r>
+        <w:t xml:space="preserve">(b) 250–300 mg/dL</w:t>
+      </w:r>
+    </w:p>
+    <w:p>
+      <w:r>
+        <w:t xml:space="preserve">(c) 350–400 mg/dL</w:t>
+      </w:r>
+    </w:p>
+    <w:p>
+      <w:r>
+        <w:t xml:space="preserve">(d) 500 mg/dL</w:t>
+      </w:r>
+    </w:p>
+    <w:p>
+      <w:r>
+        <w:t xml:space="preserve">Answer: a</w:t>
+      </w:r>
+    </w:p>
+    <w:p>
+      <w:r>
+        <w:t xml:space="preserve">Solution: ✅ Correct Answer: (a) Less than 200 mg/dL</w:t>
+      </w:r>
+    </w:p>
+    <w:p>
+      <w:r>
+        <w:t xml:space="preserve">🧠 Clinical Rationale: Desirable total cholesterol is &lt;200 mg/dL; 200–239 = borderline high; ≥240 = high. Optimal LDL &lt;100 mg/dL, HDL &gt;60 mg/dL is protective. Dyslipidemia is managed with diet, exercise, and statins.</w:t>
+      </w:r>
+    </w:p>
+    <w:p>
+      <w:r>
+        <w:t xml:space="preserve">🔍 Key Clues: "Desirable total cholesterol" → the &lt;200 mg/dL threshold.</w:t>
+      </w:r>
+    </w:p>
+    <w:p>
+      <w:r>
+        <w:t xml:space="preserve">❌ Why Not Other Options?</w:t>
+      </w:r>
+    </w:p>
+    <w:p>
+      <w:r>
+        <w:t xml:space="preserve">(b) — 250–300 mg/dL is clearly high — a cardiovascular risk.</w:t>
+      </w:r>
+    </w:p>
+    <w:p>
+      <w:r>
+        <w:t xml:space="preserve">(c) — 350–400 mg/dL is very high.</w:t>
+      </w:r>
+    </w:p>
+    <w:p>
+      <w:r>
+        <w:t xml:space="preserve">(d) — 500 mg/dL is extreme hypercholesterolemia (familial).</w:t>
+      </w:r>
+    </w:p>
+    <w:p>
+      <w:r>
+        <w:t xml:space="preserve">⚠️ Exam Trap: The three anchors: &lt;200 desirable, 200–239 borderline, ≥240 high — plus LDL &lt;100 optimal. The bands are direct facts.</w:t>
+      </w:r>
+    </w:p>
+    <w:p>
+      <w:r>
+        <w:t xml:space="preserve">💎 PNC Pearl: "Cholesterol &lt;200 = good; LDL &lt;100 = optimal; HDL &gt;60 = protective."</w:t>
+      </w:r>
+    </w:p>
+    <w:p>
+      <w:r>
+        <w:t xml:space="preserve">📌 Concept Extension: Total cholesterol = LDL + HDL + (triglycerides/5) — the Friedewald formula.</w:t>
+      </w:r>
+    </w:p>
+    <w:p>
+      <w:r>
+        <w:t xml:space="preserve">Positive Marks: 1</w:t>
+      </w:r>
+    </w:p>
+    <w:p>
+      <w:r>
+        <w:t xml:space="preserve">Negative Marks: 0.25</w:t>
+      </w:r>
+    </w:p>
+    <w:p>
+      <w:r>
+        <w:t xml:space="preserve"/>
+      </w:r>
+    </w:p>
+    <w:p>
+      <w:r>
+        <w:t xml:space="preserve">Question: The nurse is caring for a patient with a suprapubic catheter. The nurse should:</w:t>
+      </w:r>
+    </w:p>
+    <w:p>
+      <w:r>
+        <w:t xml:space="preserve">(a) Monitor urine output, keep the system closed, and observe the insertion site</w:t>
+      </w:r>
+    </w:p>
+    <w:p>
+      <w:r>
+        <w:t xml:space="preserve">(b) Remove the catheter daily</w:t>
+      </w:r>
+    </w:p>
+    <w:p>
+      <w:r>
+        <w:t xml:space="preserve">(c) Open the system frequently</w:t>
+      </w:r>
+    </w:p>
+    <w:p>
+      <w:r>
+        <w:t xml:space="preserve">(d) Restrict fluids</w:t>
+      </w:r>
+    </w:p>
+    <w:p>
+      <w:r>
+        <w:t xml:space="preserve">Answer: a</w:t>
+      </w:r>
+    </w:p>
+    <w:p>
+      <w:r>
+        <w:t xml:space="preserve">Solution: ✅ Correct Answer: (a) Monitor urine output, keep the system closed, and observe the insertion site</w:t>
+      </w:r>
+    </w:p>
+    <w:p>
+      <w:r>
+        <w:t xml:space="preserve">🧠 Clinical Rationale: Suprapubic catheter care mirrors CAUTI prevention: maintain the CLOSED drainage system, monitor urine output and character, OBSERVE THE INSERTION SITE (redness, discharge, leakage), and ensure fluid intake. Aseptic technique is used for all handling.</w:t>
+      </w:r>
+    </w:p>
+    <w:p>
+      <w:r>
+        <w:t xml:space="preserve">🔍 Key Clues: "Suprapubic catheter" → closed system + urine monitoring + site observation.</w:t>
+      </w:r>
+    </w:p>
+    <w:p>
+      <w:r>
+        <w:t xml:space="preserve">❌ Why Not Other Options?</w:t>
+      </w:r>
+    </w:p>
+    <w:p>
+      <w:r>
+        <w:t xml:space="preserve">(b) — Catheters are changed per protocol (weeks), never daily.</w:t>
+      </w:r>
+    </w:p>
+    <w:p>
+      <w:r>
+        <w:t xml:space="preserve">(c) — Opening the system frequently invites infection.</w:t>
+      </w:r>
+    </w:p>
+    <w:p>
+      <w:r>
+        <w:t xml:space="preserve">(d) — Fluids are encouraged (not restricted) to maintain urine flow.</w:t>
+      </w:r>
+    </w:p>
+    <w:p>
+      <w:r>
+        <w:t xml:space="preserve">⚠️ Exam Trap: Any catheter question: "closed system + below bladder + site watch" is the universal bundle.</w:t>
+      </w:r>
+    </w:p>
+    <w:p>
+      <w:r>
+        <w:t xml:space="preserve">💎 PNC Pearl: Suprapubic catheter: closed system, site care, urine output, secure catheter, report fever/dysuria.</w:t>
+      </w:r>
+    </w:p>
+    <w:p>
+      <w:r>
+        <w:t xml:space="preserve">📌 Concept Extension: Suprapubic insertion site is above the pubic bone — an alternative when urethral catheterization is contraindicated.</w:t>
+      </w:r>
+    </w:p>
+    <w:p>
+      <w:r>
+        <w:t xml:space="preserve">Positive Marks: 1</w:t>
+      </w:r>
+    </w:p>
+    <w:p>
+      <w:r>
+        <w:t xml:space="preserve">Negative Marks: 0.25</w:t>
+      </w:r>
+    </w:p>
+    <w:p>
+      <w:r>
+        <w:t xml:space="preserve"/>
+      </w:r>
+    </w:p>
+    <w:p>
+      <w:r>
+        <w:t xml:space="preserve">Question: A patient with diabetic ketoacidosis is being treated with an insulin infusion. The nurse should monitor:</w:t>
+      </w:r>
+    </w:p>
+    <w:p>
+      <w:r>
+        <w:t xml:space="preserve">(a) Blood glucose, potassium, and urine ketones</w:t>
+      </w:r>
+    </w:p>
+    <w:p>
+      <w:r>
+        <w:t xml:space="preserve">(b) Only temperature</w:t>
+      </w:r>
+    </w:p>
+    <w:p>
+      <w:r>
+        <w:t xml:space="preserve">(c) Only weight</w:t>
+      </w:r>
+    </w:p>
+    <w:p>
+      <w:r>
+        <w:t xml:space="preserve">(d) Only appetite</w:t>
+      </w:r>
+    </w:p>
+    <w:p>
+      <w:r>
+        <w:t xml:space="preserve">Answer: a</w:t>
+      </w:r>
+    </w:p>
+    <w:p>
+      <w:r>
+        <w:t xml:space="preserve">Solution: ✅ Correct Answer: (a) Blood glucose, potassium, and urine ketones</w:t>
+      </w:r>
+    </w:p>
+    <w:p>
+      <w:r>
+        <w:t xml:space="preserve">🧠 Clinical Rationale: DKA treatment (insulin infusion + IV fluids + electrolyte replacement) demands monitoring of: BLOOD GLUCOSE (hourly initially), POTASSIUM (falls as insulin drives K into cells and acidosis corrects — hypokalemia is a real risk), and KETONES (urine/serum — the resolution marker). The nurse also watches for hypoglycemia.</w:t>
+      </w:r>
+    </w:p>
+    <w:p>
+      <w:r>
+        <w:t xml:space="preserve">🔍 Key Clues: "DKA" + "insulin infusion" → the monitoring triad: glucose + potassium + ketones.</w:t>
+      </w:r>
+    </w:p>
+    <w:p>
+      <w:r>
+        <w:t xml:space="preserve">❌ Why Not Other Options?</w:t>
+      </w:r>
+    </w:p>
+    <w:p>
+      <w:r>
+        <w:t xml:space="preserve">(b) — Temperature is not the DKA monitoring focus.</w:t>
+      </w:r>
+    </w:p>
+    <w:p>
+      <w:r>
+        <w:t xml:space="preserve">(c) — Weight is not the acute DKA parameter.</w:t>
+      </w:r>
+    </w:p>
+    <w:p>
+      <w:r>
+        <w:t xml:space="preserve">(d) — Appetite is irrelevant to the emergency.</w:t>
+      </w:r>
+    </w:p>
+    <w:p>
+      <w:r>
+        <w:t xml:space="preserve">⚠️ Exam Trap: "Insulin for DKA drops potassium — give K with the infusion" is the classic pharmacology-safety point.</w:t>
+      </w:r>
+    </w:p>
+    <w:p>
+      <w:r>
+        <w:t xml:space="preserve">💎 PNC Pearl: DKA: glucose hourly, K+ before and during insulin, ketones, pH — "treat the K, then the glucose."</w:t>
+      </w:r>
+    </w:p>
+    <w:p>
+      <w:r>
+        <w:t xml:space="preserve">📌 Concept Extension: DKA triggers: missed insulin, infection, MI, stress — anion gap metabolic acidosis with ketonemia.</w:t>
+      </w:r>
+    </w:p>
+    <w:p>
+      <w:r>
+        <w:t xml:space="preserve">Positive Marks: 1</w:t>
+      </w:r>
+    </w:p>
+    <w:p>
+      <w:r>
+        <w:t xml:space="preserve">Negative Marks: 0.25</w:t>
+      </w:r>
+    </w:p>
+    <w:p>
+      <w:r>
+        <w:t xml:space="preserve"/>
+      </w:r>
+    </w:p>
+    <w:p>
+      <w:r>
+        <w:t xml:space="preserve">Question: A patient at 40 weeks of gestation is in the second stage of labor. The nurse notes the fetal heart rate drops to 90 bpm with slow recovery. The nurse should:</w:t>
+      </w:r>
+    </w:p>
+    <w:p>
+      <w:r>
+        <w:t xml:space="preserve">(a) Reposition the patient, give oxygen, and notify the physician</w:t>
+      </w:r>
+    </w:p>
+    <w:p>
+      <w:r>
+        <w:t xml:space="preserve">(b) Reassure the patient</w:t>
+      </w:r>
+    </w:p>
+    <w:p>
+      <w:r>
+        <w:t xml:space="preserve">(c) Wait</w:t>
+      </w:r>
+    </w:p>
+    <w:p>
+      <w:r>
+        <w:t xml:space="preserve">(d) Discharge the patient</w:t>
+      </w:r>
+    </w:p>
+    <w:p>
+      <w:r>
+        <w:t xml:space="preserve">Answer: a</w:t>
+      </w:r>
+    </w:p>
+    <w:p>
+      <w:r>
+        <w:t xml:space="preserve">Solution: ✅ Correct Answer: (a) Reposition the patient, give oxygen, and notify the physician</w:t>
+      </w:r>
+    </w:p>
+    <w:p>
+      <w:r>
+        <w:t xml:space="preserve">🧠 Clinical Rationale: FHR 90 bpm (bradycardia) with SLOW recovery = fetal distress — the intrauterine resuscitation bundle: REPOSITION (left lateral), OXYGEN, IV fluids, and immediate PHYSICIAN NOTIFICATION. The delivery may need to be expedited (vacuum/forceps/cesarean).</w:t>
+      </w:r>
+    </w:p>
+    <w:p>
+      <w:r>
+        <w:t xml:space="preserve">🔍 Key Clues: "FHR drops to 90 with slow recovery" → bradycardia + slow recovery = distress → reposition + O₂ + notify.</w:t>
+      </w:r>
+    </w:p>
+    <w:p>
+      <w:r>
+        <w:t xml:space="preserve">❌ Why Not Other Options?</w:t>
+      </w:r>
+    </w:p>
+    <w:p>
+      <w:r>
+        <w:t xml:space="preserve">(b) — Reassurance without action delays delivery of a distressed fetus.</w:t>
+      </w:r>
+    </w:p>
+    <w:p>
+      <w:r>
+        <w:t xml:space="preserve">(c) — Waiting risks worsening hypoxia and fetal brain injury.</w:t>
+      </w:r>
+    </w:p>
+    <w:p>
+      <w:r>
+        <w:t xml:space="preserve">(d) — Discharging a patient in labor with fetal distress is unsafe.</w:t>
+      </w:r>
+    </w:p>
+    <w:p>
+      <w:r>
+        <w:t xml:space="preserve">⚠️ Exam Trap: "Slow recovery" is the key phrase — it distinguishes pathological from a brief, benign dip.</w:t>
+      </w:r>
+    </w:p>
+    <w:p>
+      <w:r>
+        <w:t xml:space="preserve">💎 PNC Pearl: Fetal distress bundle: left lateral, O₂, fluids, stop oxytocin, notify — be ready for operative delivery.</w:t>
+      </w:r>
+    </w:p>
+    <w:p>
+      <w:r>
+        <w:t xml:space="preserve">📌 Concept Extension: Late decelerations (placental insufficiency) and variable (cord) need the same first-line bundle.</w:t>
+      </w:r>
+    </w:p>
+    <w:p>
+      <w:r>
+        <w:t xml:space="preserve">Positive Marks: 1</w:t>
+      </w:r>
+    </w:p>
+    <w:p>
+      <w:r>
+        <w:t xml:space="preserve">Negative Marks: 0.25</w:t>
+      </w:r>
+    </w:p>
+    <w:p>
+      <w:r>
+        <w:t xml:space="preserve"/>
+      </w:r>
+    </w:p>
+    <w:p>
+      <w:r>
+        <w:t xml:space="preserve">Question: A 3-year-old child with a head injury is being assessed. Which finding indicates raised intracranial pressure in a child?</w:t>
+      </w:r>
+    </w:p>
+    <w:p>
+      <w:r>
+        <w:t xml:space="preserve">(a) Bulging fontanelle (in infants) with headache and vomiting</w:t>
+      </w:r>
+    </w:p>
+    <w:p>
+      <w:r>
+        <w:t xml:space="preserve">(b) Normal behavior</w:t>
+      </w:r>
+    </w:p>
+    <w:p>
+      <w:r>
+        <w:t xml:space="preserve">(c) Weight gain</w:t>
+      </w:r>
+    </w:p>
+    <w:p>
+      <w:r>
+        <w:t xml:space="preserve">(d) Diarrhea</w:t>
+      </w:r>
+    </w:p>
+    <w:p>
+      <w:r>
+        <w:t xml:space="preserve">Answer: a</w:t>
+      </w:r>
+    </w:p>
+    <w:p>
+      <w:r>
+        <w:t xml:space="preserve">Solution: ✅ Correct Answer: (a) Bulging fontanelle (in infants) with headache and vomiting</w:t>
+      </w:r>
+    </w:p>
+    <w:p>
+      <w:r>
+        <w:t xml:space="preserve">🧠 Clinical Rationale: Raised ICP in children: HEADACHE, VOMITING (often projectile), altered consciousness, and — in infants with open fontanelles — a BULGING, tense fontanelle. Later signs: pupillary changes, bradycardia, hypertension (Cushing's triad). The nurse monitors neuro status and notifies promptly.</w:t>
+      </w:r>
+    </w:p>
+    <w:p>
+      <w:r>
+        <w:t xml:space="preserve">🔍 Key Clues: "Raised ICP in a child" → headache + vomiting + bulging fontanelle (infant).</w:t>
+      </w:r>
+    </w:p>
+    <w:p>
+      <w:r>
+        <w:t xml:space="preserve">❌ Why Not Other Options?</w:t>
+      </w:r>
+    </w:p>
+    <w:p>
+      <w:r>
+        <w:t xml:space="preserve">(b) — Normal behavior does not accompany raised ICP.</w:t>
+      </w:r>
+    </w:p>
+    <w:p>
+      <w:r>
+        <w:t xml:space="preserve">(c) — Weight gain is not an ICP sign.</w:t>
+      </w:r>
+    </w:p>
+    <w:p>
+      <w:r>
+        <w:t xml:space="preserve">(d) — Diarrhea is unrelated to intracranial pressure.</w:t>
+      </w:r>
+    </w:p>
+    <w:p>
+      <w:r>
+        <w:t xml:space="preserve">⚠️ Exam Trap: Cushing's triad (hypertension + bradycardia + irregular respirations) = late, ominous ICP sign — know it as the emergency bell.</w:t>
+      </w:r>
+    </w:p>
+    <w:p>
+      <w:r>
+        <w:t xml:space="preserve">💎 PNC Pearl: Pediatric ICP: headache, projectile vomiting, sunset eyes, bulging fontanelle, altered consciousness.</w:t>
+      </w:r>
+    </w:p>
+    <w:p>
+      <w:r>
+        <w:t xml:space="preserve">📌 Concept Extension: In infants, a SUNKEN fontanelle = dehydration; BULGING = raised ICP — direction matters.</w:t>
+      </w:r>
+    </w:p>
+    <w:p>
+      <w:r>
+        <w:t xml:space="preserve">Positive Marks: 1</w:t>
+      </w:r>
+    </w:p>
+    <w:p>
+      <w:r>
+        <w:t xml:space="preserve">Negative Marks: 0.25</w:t>
+      </w:r>
+    </w:p>
+    <w:p>
+      <w:r>
+        <w:t xml:space="preserve"/>
+      </w:r>
+    </w:p>
+    <w:p>
+      <w:r>
+        <w:t xml:space="preserve">Question: A patient with an obsessive-compulsive disorder is on fluoxetine. The nurse should teach the patient that:</w:t>
+      </w:r>
+    </w:p>
+    <w:p>
+      <w:r>
+        <w:t xml:space="preserve">(a) Full benefit may take 4–6 weeks and the drug should not be stopped abruptly</w:t>
+      </w:r>
+    </w:p>
+    <w:p>
+      <w:r>
+        <w:t xml:space="preserve">(b) It works immediately</w:t>
+      </w:r>
+    </w:p>
+    <w:p>
+      <w:r>
+        <w:t xml:space="preserve">(c) It is addictive</w:t>
+      </w:r>
+    </w:p>
+    <w:p>
+      <w:r>
+        <w:t xml:space="preserve">(d) It must be taken only during rituals</w:t>
+      </w:r>
+    </w:p>
+    <w:p>
+      <w:r>
+        <w:t xml:space="preserve">Answer: a</w:t>
+      </w:r>
+    </w:p>
+    <w:p>
+      <w:r>
+        <w:t xml:space="preserve">Solution: ✅ Correct Answer: (a) Full benefit may take 4–6 weeks and the drug should not be stopped abruptly</w:t>
+      </w:r>
+    </w:p>
+    <w:p>
+      <w:r>
+        <w:t xml:space="preserve">🧠 Clinical Rationale: Fluoxetine (SSRI) treats OCD at higher doses and takes 4–6+ weeks for full effect. It is NON-ADDICTIVE and must be TAPERED, never stopped abruptly (discontinuation syndrome, relapse). The nurse supports adherence and monitors side effects.</w:t>
+      </w:r>
+    </w:p>
+    <w:p>
+      <w:r>
+        <w:t xml:space="preserve">🔍 Key Clues: "OCD" + "fluoxetine" → slow onset (4–6 weeks) + taper, never abrupt stop.</w:t>
+      </w:r>
+    </w:p>
+    <w:p>
+      <w:r>
+        <w:t xml:space="preserve">❌ Why Not Other Options?</w:t>
+      </w:r>
+    </w:p>
+    <w:p>
+      <w:r>
+        <w:t xml:space="preserve">(b) — SSRIs are not immediate — that's the benzo profile.</w:t>
+      </w:r>
+    </w:p>
+    <w:p>
+      <w:r>
+        <w:t xml:space="preserve">(c) — SSRIs are not addictive.</w:t>
+      </w:r>
+    </w:p>
+    <w:p>
+      <w:r>
+        <w:t xml:space="preserve">(d) — "Only during rituals" is nonsense — SSRIs are taken daily.</w:t>
+      </w:r>
+    </w:p>
+    <w:p>
+      <w:r>
+        <w:t xml:space="preserve">⚠️ Exam Trap: OCD needs HIGHER SSRI doses and longer duration — the 4–6+ week onset and taper teaching are the points.</w:t>
+      </w:r>
+    </w:p>
+    <w:p>
+      <w:r>
+        <w:t xml:space="preserve">💎 PNC Pearl: OCD: SSRI (fluoxetine/sertraline) + ERP therapy; daily dosing, 4–6 weeks to effect, taper at the end.</w:t>
+      </w:r>
+    </w:p>
+    <w:p>
+      <w:r>
+        <w:t xml:space="preserve">📌 Concept Extension: Fluoxetine has a long half-life — withdrawal symptoms are milder but can persist.</w:t>
+      </w:r>
+    </w:p>
+    <w:p>
+      <w:r>
+        <w:t xml:space="preserve">Positive Marks: 1</w:t>
+      </w:r>
+    </w:p>
+    <w:p>
+      <w:r>
+        <w:t xml:space="preserve">Negative Marks: 0.25</w:t>
+      </w:r>
+    </w:p>
+    <w:p>
+      <w:r>
+        <w:t xml:space="preserve"/>
+      </w:r>
+    </w:p>
+    <w:p>
+      <w:r>
+        <w:t xml:space="preserve">Question: The "Pradhan Mantri Suryodaya Yojana" provides free electricity to:</w:t>
+      </w:r>
+    </w:p>
+    <w:p>
+      <w:r>
+        <w:t xml:space="preserve">(a) One crore households with rooftop solar</w:t>
+      </w:r>
+    </w:p>
+    <w:p>
+      <w:r>
+        <w:t xml:space="preserve">(b) Only industries</w:t>
+      </w:r>
+    </w:p>
+    <w:p>
+      <w:r>
+        <w:t xml:space="preserve">(c) Only schools</w:t>
+      </w:r>
+    </w:p>
+    <w:p>
+      <w:r>
+        <w:t xml:space="preserve">(d) Government offices</w:t>
+      </w:r>
+    </w:p>
+    <w:p>
+      <w:r>
+        <w:t xml:space="preserve">Answer: a</w:t>
+      </w:r>
+    </w:p>
+    <w:p>
+      <w:r>
+        <w:t xml:space="preserve">Solution: ✅ Correct Answer: (a) One crore households with rooftop solar</w:t>
+      </w:r>
+    </w:p>
+    <w:p>
+      <w:r>
+        <w:t xml:space="preserve">🧠 Clinical Rationale: PM Suryodaya Yojana (launched January 2024) aims to provide free electricity (up to 300 units/month) to ONE CRORE households through ROOFTOP SOLAR installations — cutting power bills and promoting renewable energy.</w:t>
+      </w:r>
+    </w:p>
+    <w:p>
+      <w:r>
+        <w:t xml:space="preserve">🔍 Key Clues: "Suryodaya" = sunrise/solar → rooftop solar for households.</w:t>
+      </w:r>
+    </w:p>
+    <w:p>
+      <w:r>
+        <w:t xml:space="preserve">❌ Why Not Other Options?</w:t>
+      </w:r>
+    </w:p>
+    <w:p>
+      <w:r>
+        <w:t xml:space="preserve">(b) — The scheme targets households, not industries.</w:t>
+      </w:r>
+    </w:p>
+    <w:p>
+      <w:r>
+        <w:t xml:space="preserve">(c) — Schools are not the target group.</w:t>
+      </w:r>
+    </w:p>
+    <w:p>
+      <w:r>
+        <w:t xml:space="preserve">(d) — Government offices are not the scheme's focus.</w:t>
+      </w:r>
+    </w:p>
+    <w:p>
+      <w:r>
+        <w:t xml:space="preserve">⚠️ Exam Trap: "Surya = sun" — solar schemes: PM Suryodaya = rooftop solar for 1 crore homes; KUSUM = solar for agriculture.</w:t>
+      </w:r>
+    </w:p>
+    <w:p>
+      <w:r>
+        <w:t xml:space="preserve">💎 PNC Pearl: PM Suryodaya: 1 crore rooftop solar households, up to 300 free units/month, DISCOM-based implementation.</w:t>
+      </w:r>
+    </w:p>
+    <w:p>
+      <w:r>
+        <w:t xml:space="preserve">📌 Concept Extension: The scheme aligns with India's 500 GW non-fossil energy target by 2030.</w:t>
+      </w:r>
+    </w:p>
+    <w:p>
+      <w:r>
+        <w:t xml:space="preserve">Positive Marks: 1</w:t>
+      </w:r>
+    </w:p>
+    <w:p>
+      <w:r>
+        <w:t xml:space="preserve">Negative Marks: 0.25</w:t>
+      </w:r>
+    </w:p>
+    <w:p>
+      <w:r>
+        <w:t xml:space="preserve"/>
+      </w:r>
+    </w:p>
+    <w:p>
+      <w:r>
+        <w:t xml:space="preserve">Question: The nurse is to administer 120 mg of a medication. The tablets are 40 mg each. How many tablets are needed?</w:t>
+      </w:r>
+    </w:p>
+    <w:p>
+      <w:r>
+        <w:t xml:space="preserve">(a) 2 tablets</w:t>
+      </w:r>
+    </w:p>
+    <w:p>
+      <w:r>
+        <w:t xml:space="preserve">(b) 3 tablets</w:t>
+      </w:r>
+    </w:p>
+    <w:p>
+      <w:r>
+        <w:t xml:space="preserve">(c) 4 tablets</w:t>
+      </w:r>
+    </w:p>
+    <w:p>
+      <w:r>
+        <w:t xml:space="preserve">(d) 6 tablets</w:t>
+      </w:r>
+    </w:p>
+    <w:p>
+      <w:r>
+        <w:t xml:space="preserve">Answer: b</w:t>
+      </w:r>
+    </w:p>
+    <w:p>
+      <w:r>
+        <w:t xml:space="preserve">Solution: ✅ Correct Answer: (b) 3 tablets</w:t>
+      </w:r>
+    </w:p>
+    <w:p>
+      <w:r>
+        <w:t xml:space="preserve">🧠 Clinical Rationale: Tablets = Desired ÷ Have = 120 mg ÷ 40 mg = 3 tablets. Check: 3 × 40 = 120 mg ✓.</w:t>
+      </w:r>
+    </w:p>
+    <w:p>
+      <w:r>
+        <w:t xml:space="preserve">🔍 Key Clues: "120 mg" + "40 mg tablets" → divide dose by tablet strength.</w:t>
+      </w:r>
+    </w:p>
+    <w:p>
+      <w:r>
+        <w:t xml:space="preserve">❌ Why Not Other Options?</w:t>
+      </w:r>
+    </w:p>
+    <w:p>
+      <w:r>
+        <w:t xml:space="preserve">(a) — 2 tablets give 80 mg — short.</w:t>
+      </w:r>
+    </w:p>
+    <w:p>
+      <w:r>
+        <w:t xml:space="preserve">(c) — 4 tablets give 160 mg — an overdose.</w:t>
+      </w:r>
+    </w:p>
+    <w:p>
+      <w:r>
+        <w:t xml:space="preserve">(d) — 6 tablets give 240 mg — double the dose.</w:t>
+      </w:r>
+    </w:p>
+    <w:p>
+      <w:r>
+        <w:t xml:space="preserve">⚠️ Exam Trap: 120 ÷ 40 = 3 — verify by multiplication.</w:t>
+      </w:r>
+    </w:p>
+    <w:p>
+      <w:r>
+        <w:t xml:space="preserve">💎 PNC Pearl: D ÷ H = tablets; self-check: tablets × strength = dose.</w:t>
+      </w:r>
+    </w:p>
+    <w:p>
+      <w:r>
+        <w:t xml:space="preserve">📌 Concept Extension: If many tablets are needed, ask pharmacy for a higher-strength formulation.</w:t>
+      </w:r>
+    </w:p>
+    <w:p>
+      <w:r>
+        <w:t xml:space="preserve">Positive Marks: 1</w:t>
+      </w:r>
+    </w:p>
+    <w:p>
+      <w:r>
+        <w:t xml:space="preserve">Negative Marks: 0.25</w:t>
+      </w:r>
+    </w:p>
+    <w:p>
+      <w:r>
+        <w:t xml:space="preserve"/>
+      </w:r>
+    </w:p>
+    <w:p>
+      <w:r>
+        <w:t xml:space="preserve">Question: The normal adult systolic blood pressure range is:</w:t>
+      </w:r>
+    </w:p>
+    <w:p>
+      <w:r>
+        <w:t xml:space="preserve">(a) 90–120 mmHg</w:t>
+      </w:r>
+    </w:p>
+    <w:p>
+      <w:r>
+        <w:t xml:space="preserve">(b) 150–180 mmHg</w:t>
+      </w:r>
+    </w:p>
+    <w:p>
+      <w:r>
+        <w:t xml:space="preserve">(c) 40–60 mmHg</w:t>
+      </w:r>
+    </w:p>
+    <w:p>
+      <w:r>
+        <w:t xml:space="preserve">(d) 200–240 mmHg</w:t>
+      </w:r>
+    </w:p>
+    <w:p>
+      <w:r>
+        <w:t xml:space="preserve">Answer: a</w:t>
+      </w:r>
+    </w:p>
+    <w:p>
+      <w:r>
+        <w:t xml:space="preserve">Solution: ✅ Correct Answer: (a) 90–120 mmHg</w:t>
+      </w:r>
+    </w:p>
+    <w:p>
+      <w:r>
+        <w:t xml:space="preserve">🧠 Clinical Rationale: Normal adult systolic BP is &lt;120 mmHg (90–120 is the normal/low-normal band). Stage 1 hypertension = 130–139; stage 2 = ≥140. Accurate measurement requires the correct cuff size, positioning, and rest before the reading.</w:t>
+      </w:r>
+    </w:p>
+    <w:p>
+      <w:r>
+        <w:t xml:space="preserve">🔍 Key Clues: "Normal adult systolic BP" → &lt;120 mmHg (90–120 band).</w:t>
+      </w:r>
+    </w:p>
+    <w:p>
+      <w:r>
+        <w:t xml:space="preserve">❌ Why Not Other Options?</w:t>
+      </w:r>
+    </w:p>
+    <w:p>
+      <w:r>
+        <w:t xml:space="preserve">(b) — 150–180 mmHg is stage 2/hypertensive crisis territory.</w:t>
+      </w:r>
+    </w:p>
+    <w:p>
+      <w:r>
+        <w:t xml:space="preserve">(c) — 40–60 mmHg is shock-range systolic pressure.</w:t>
+      </w:r>
+    </w:p>
+    <w:p>
+      <w:r>
+        <w:t xml:space="preserve">(d) — 200–240 mmHg is a hypertensive emergency.</w:t>
+      </w:r>
+    </w:p>
+    <w:p>
+      <w:r>
+        <w:t xml:space="preserve">⚠️ Exam Trap: BP classification (ACC/AHA 2017): normal &lt;120/80; elevated 120–129/&lt;80; stage 1: 130–139/80–89; stage 2: ≥140/90.</w:t>
+      </w:r>
+    </w:p>
+    <w:p>
+      <w:r>
+        <w:t xml:space="preserve">💎 PNC Pearl: "Systolic &lt;120 and diastolic &lt;80 = normal; ≥140/90 = hypertension (Indian guideline)."</w:t>
+      </w:r>
+    </w:p>
+    <w:p>
+      <w:r>
+        <w:t xml:space="preserve">📌 Concept Extension: Use the correct cuff size — a small cuff overestimates BP; a large cuff underestimates.</w:t>
+      </w:r>
+    </w:p>
+    <w:p>
+      <w:r>
+        <w:t xml:space="preserve">Positive Marks: 1</w:t>
+      </w:r>
+    </w:p>
+    <w:p>
+      <w:r>
+        <w:t xml:space="preserve">Negative Marks: 0.25</w:t>
+      </w:r>
+    </w:p>
+    <w:p>
+      <w:r>
+        <w:t xml:space="preserve"/>
+      </w:r>
+    </w:p>
+    <w:p>
+      <w:r>
+        <w:t xml:space="preserve">Question: A patient with a chest tube is being transported to radiology. The nurse should:</w:t>
+      </w:r>
+    </w:p>
+    <w:p>
+      <w:r>
+        <w:t xml:space="preserve">(a) Keep the drainage system below the chest and upright</w:t>
+      </w:r>
+    </w:p>
+    <w:p>
+      <w:r>
+        <w:t xml:space="preserve">(b) Clamp the tube during transport</w:t>
+      </w:r>
+    </w:p>
+    <w:p>
+      <w:r>
+        <w:t xml:space="preserve">(c) Place the system above the chest</w:t>
+      </w:r>
+    </w:p>
+    <w:p>
+      <w:r>
+        <w:t xml:space="preserve">(d) Disconnect the suction</w:t>
+      </w:r>
+    </w:p>
+    <w:p>
+      <w:r>
+        <w:t xml:space="preserve">Answer: a</w:t>
+      </w:r>
+    </w:p>
+    <w:p>
+      <w:r>
+        <w:t xml:space="preserve">Solution: ✅ Correct Answer: (a) Keep the drainage system below the chest and upright</w:t>
+      </w:r>
+    </w:p>
+    <w:p>
+      <w:r>
+        <w:t xml:space="preserve">🧠 Clinical Rationale: During transport, the chest drainage system stays BELOW CHEST LEVEL and UPRIGHT — maintaining gravity drainage and the water seal. The tube is generally NOT clamped during transport (clamping can cause tension pneumothorax if there is an air leak).</w:t>
+      </w:r>
+    </w:p>
+    <w:p>
+      <w:r>
+        <w:t xml:space="preserve">🔍 Key Clues: "Transported to radiology" + "chest tube" → system below chest, upright, unclamped.</w:t>
+      </w:r>
+    </w:p>
+    <w:p>
+      <w:r>
+        <w:t xml:space="preserve">❌ Why Not Other Options?</w:t>
+      </w:r>
+    </w:p>
+    <w:p>
+      <w:r>
+        <w:t xml:space="preserve">(b) — Clamping during transport risks tension pneumothorax — avoided unless specifically ordered.</w:t>
+      </w:r>
+    </w:p>
+    <w:p>
+      <w:r>
+        <w:t xml:space="preserve">(c) — Raising the system above the chest lets fluid/air flow back into the pleural space.</w:t>
+      </w:r>
+    </w:p>
+    <w:p>
+      <w:r>
+        <w:t xml:space="preserve">(d) — Disconnecting suction breaks the system — suction is maintained (or the unit transported with a portable system).</w:t>
+      </w:r>
+    </w:p>
+    <w:p>
+      <w:r>
+        <w:t xml:space="preserve">⚠️ Exam Trap: "Clamp only briefly and only when ordered (trial of clamping/leak check)" — otherwise clamping = tension pneumothorax risk.</w:t>
+      </w:r>
+    </w:p>
+    <w:p>
+      <w:r>
+        <w:t xml:space="preserve">💎 PNC Pearl: Chest tube transport: keep the system below chest, upright, intact — never clamp routinely.</w:t>
+      </w:r>
+    </w:p>
+    <w:p>
+      <w:r>
+        <w:t xml:space="preserve">📌 Concept Extension: If the system tips over, return it upright immediately and check the water seal level.</w:t>
+      </w:r>
+    </w:p>
+    <w:p>
+      <w:r>
+        <w:t xml:space="preserve">Positive Marks: 1</w:t>
+      </w:r>
+    </w:p>
+    <w:p>
+      <w:r>
+        <w:t xml:space="preserve">Negative Marks: 0.25</w:t>
+      </w:r>
+    </w:p>
+    <w:p>
+      <w:r>
+        <w:t xml:space="preserve">Question: The normal serum triglyceride level is:</w:t>
+      </w:r>
+    </w:p>
+    <w:p>
+      <w:r>
+        <w:t xml:space="preserve">(a) Less than 150 mg/dL (desirable)</w:t>
+      </w:r>
+    </w:p>
+    <w:p>
+      <w:r>
+        <w:t xml:space="preserve">(b) 300–400 mg/dL</w:t>
+      </w:r>
+    </w:p>
+    <w:p>
+      <w:r>
+        <w:t xml:space="preserve">(c) 500–600 mg/dL</w:t>
+      </w:r>
+    </w:p>
+    <w:p>
+      <w:r>
+        <w:t xml:space="preserve">(d) 800 mg/dL</w:t>
+      </w:r>
+    </w:p>
+    <w:p>
+      <w:r>
+        <w:t xml:space="preserve">Answer: a</w:t>
+      </w:r>
+    </w:p>
+    <w:p>
+      <w:r>
+        <w:t xml:space="preserve">Solution: ✅ Correct Answer: (a) Less than 150 mg/dL (desirable)</w:t>
+      </w:r>
+    </w:p>
+    <w:p>
+      <w:r>
+        <w:t xml:space="preserve">🧠 Clinical Rationale: Desirable triglycerides are &lt;150 mg/dL; 150–199 borderline; ≥200 high. Elevated triglycerides increase cardiovascular and pancreatitis risk — managed with reduced sugar/alcohol, exercise, weight loss, and fibrates.</w:t>
+      </w:r>
+    </w:p>
+    <w:p>
+      <w:r>
+        <w:t xml:space="preserve">🔍 Key Clues: "Normal/desirable triglycerides" → the &lt;150 mg/dL anchor.</w:t>
+      </w:r>
+    </w:p>
+    <w:p>
+      <w:r>
+        <w:t xml:space="preserve">❌ Why Not Other Options?</w:t>
+      </w:r>
+    </w:p>
+    <w:p>
+      <w:r>
+        <w:t xml:space="preserve">(b) — 300–400 mg/dL is very high — pancreatitis risk territory.</w:t>
+      </w:r>
+    </w:p>
+    <w:p>
+      <w:r>
+        <w:t xml:space="preserve">(c) — 500–600 mg/dL is severely elevated.</w:t>
+      </w:r>
+    </w:p>
+    <w:p>
+      <w:r>
+        <w:t xml:space="preserve">(d) — 800 mg/dL is extreme (acute pancreatitis risk).</w:t>
+      </w:r>
+    </w:p>
+    <w:p>
+      <w:r>
+        <w:t xml:space="preserve">⚠️ Exam Trap: The lipid anchors: cholesterol &lt;200, triglycerides &lt;150, LDL &lt;100, HDL &gt;60 — the four numbers are a matching trap.</w:t>
+      </w:r>
+    </w:p>
+    <w:p>
+      <w:r>
+        <w:t xml:space="preserve">💎 PNC Pearl: "Triglycerides &lt;150; fasting sample required for accuracy."</w:t>
+      </w:r>
+    </w:p>
+    <w:p>
+      <w:r>
+        <w:t xml:space="preserve">📌 Concept Extension: Triglycerides &gt;500 mg/dL — especially &gt;1000 — carry acute pancreatitis risk; fibrates are the drug class.</w:t>
+      </w:r>
+    </w:p>
+    <w:p>
+      <w:r>
+        <w:t xml:space="preserve">Positive Marks: 1</w:t>
+      </w:r>
+    </w:p>
+    <w:p>
+      <w:r>
+        <w:t xml:space="preserve">Negative Marks: 0.25</w:t>
+      </w:r>
+    </w:p>
+    <w:p>
+      <w:r>
+        <w:t xml:space="preserve"/>
+      </w:r>
+    </w:p>
+    <w:p>
+      <w:r>
+        <w:t xml:space="preserve">Question: The nurse is preparing a patient for a barium swallow (upper GI series). The nurse should:</w:t>
+      </w:r>
+    </w:p>
+    <w:p>
+      <w:r>
+        <w:t xml:space="preserve">(a) Keep the patient NPO after midnight and explain the contrast drink</w:t>
+      </w:r>
+    </w:p>
+    <w:p>
+      <w:r>
+        <w:t xml:space="preserve">(b) Give a heavy breakfast</w:t>
+      </w:r>
+    </w:p>
+    <w:p>
+      <w:r>
+        <w:t xml:space="preserve">(c) Skip preparation</w:t>
+      </w:r>
+    </w:p>
+    <w:p>
+      <w:r>
+        <w:t xml:space="preserve">(d) Restrict fluids permanently</w:t>
+      </w:r>
+    </w:p>
+    <w:p>
+      <w:r>
+        <w:t xml:space="preserve">Answer: a</w:t>
+      </w:r>
+    </w:p>
+    <w:p>
+      <w:r>
+        <w:t xml:space="preserve">Solution: ✅ Correct Answer: (a) Keep the patient NPO after midnight and explain the contrast drink</w:t>
+      </w:r>
+    </w:p>
+    <w:p>
+      <w:r>
+        <w:t xml:space="preserve">🧠 Clinical Rationale: A barium swallow (upper GI series) requires NPO (usually after midnight, 8 hours) so the esophagus and stomach are empty, then the patient drinks BARIUM contrast for X-ray visualization. AFTERWARD, fluids are ENCOURAGED to expel the barium and prevent constipation/impaction.</w:t>
+      </w:r>
+    </w:p>
+    <w:p>
+      <w:r>
+        <w:t xml:space="preserve">🔍 Key Clues: "Barium swallow (upper GI series)" → NPO + barium drink.</w:t>
+      </w:r>
+    </w:p>
+    <w:p>
+      <w:r>
+        <w:t xml:space="preserve">❌ Why Not Other Options?</w:t>
+      </w:r>
+    </w:p>
+    <w:p>
+      <w:r>
+        <w:t xml:space="preserve">(b) — A heavy breakfast fills the stomach and ruins the study.</w:t>
+      </w:r>
+    </w:p>
+    <w:p>
+      <w:r>
+        <w:t xml:space="preserve">(c) — Skipping preparation produces non-diagnostic images.</w:t>
+      </w:r>
+    </w:p>
+    <w:p>
+      <w:r>
+        <w:t xml:space="preserve">(d) — Fluids are ENCOURAGED afterward (to clear barium), not restricted.</w:t>
+      </w:r>
+    </w:p>
+    <w:p>
+      <w:r>
+        <w:t xml:space="preserve">⚠️ Exam Trap: Post-procedure barium care = fluids + laxatives (prevent impaction); stool will appear white/light until cleared.</w:t>
+      </w:r>
+    </w:p>
+    <w:p>
+      <w:r>
+        <w:t xml:space="preserve">💎 PNC Pearl: Barium swallow: NPO 8 hrs, barium contrast, fluids after — report if no bowel movement in 2–3 days.</w:t>
+      </w:r>
+    </w:p>
+    <w:p>
+      <w:r>
+        <w:t xml:space="preserve">📌 Concept Extension: Barium is contraindicated if a perforation is suspected (leaks into the peritoneum) — use water-soluble contrast instead.</w:t>
+      </w:r>
+    </w:p>
+    <w:p>
+      <w:r>
+        <w:t xml:space="preserve">Positive Marks: 1</w:t>
+      </w:r>
+    </w:p>
+    <w:p>
+      <w:r>
+        <w:t xml:space="preserve">Negative Marks: 0.25</w:t>
+      </w:r>
+    </w:p>
+    <w:p>
+      <w:r>
+        <w:t xml:space="preserve"/>
+      </w:r>
+    </w:p>
+    <w:p>
+      <w:r>
+        <w:t xml:space="preserve">Question: A patient with chronic renal failure on hemodialysis is at risk for which complication between sessions?</w:t>
+      </w:r>
+    </w:p>
+    <w:p>
+      <w:r>
+        <w:t xml:space="preserve">(a) Hyperkalemia and fluid overload</w:t>
+      </w:r>
+    </w:p>
+    <w:p>
+      <w:r>
+        <w:t xml:space="preserve">(b) Hypoglycemia</w:t>
+      </w:r>
+    </w:p>
+    <w:p>
+      <w:r>
+        <w:t xml:space="preserve">(c) Hypothermia</w:t>
+      </w:r>
+    </w:p>
+    <w:p>
+      <w:r>
+        <w:t xml:space="preserve">(d) Constipation</w:t>
+      </w:r>
+    </w:p>
+    <w:p>
+      <w:r>
+        <w:t xml:space="preserve">Answer: a</w:t>
+      </w:r>
+    </w:p>
+    <w:p>
+      <w:r>
+        <w:t xml:space="preserve">Solution: ✅ Correct Answer: (a) Hyperkalemia and fluid overload</w:t>
+      </w:r>
+    </w:p>
+    <w:p>
+      <w:r>
+        <w:t xml:space="preserve">🧠 Clinical Rationale: Between dialysis sessions, the failing kidneys accumulate POTASSIUM and FLUID. HYPERKALEMIA → life-threatening arrhythmias; FLUID OVERLOAD → pulmonary edema and hypertension. The nurse teaches potassium/sodium/fluid restrictions and a weight-gain limit between sessions (usually &lt;1–1.5 kg/day).</w:t>
+      </w:r>
+    </w:p>
+    <w:p>
+      <w:r>
+        <w:t xml:space="preserve">🔍 Key Clues: "Between dialysis sessions" → the two accumulators: potassium + fluid.</w:t>
+      </w:r>
+    </w:p>
+    <w:p>
+      <w:r>
+        <w:t xml:space="preserve">❌ Why Not Other Options?</w:t>
+      </w:r>
+    </w:p>
+    <w:p>
+      <w:r>
+        <w:t xml:space="preserve">(b) — Hypoglycemia is not the inter-dialysis risk.</w:t>
+      </w:r>
+    </w:p>
+    <w:p>
+      <w:r>
+        <w:t xml:space="preserve">(c) — Hypothermia is unrelated.</w:t>
+      </w:r>
+    </w:p>
+    <w:p>
+      <w:r>
+        <w:t xml:space="preserve">(d) — Constipation is not the life-threatening inter-dialysis issue.</w:t>
+      </w:r>
+    </w:p>
+    <w:p>
+      <w:r>
+        <w:t xml:space="preserve">⚠️ Exam Trap: "Inter-dialytic weight gain &lt;1–1.5 kg/day" and "hyperkalemia = the dangerous interval risk" are the tested points.</w:t>
+      </w:r>
+    </w:p>
+    <w:p>
+      <w:r>
+        <w:t xml:space="preserve">💎 PNC Pearl: Between dialyses: restrict K (bananas, oranges, potatoes), fluids, sodium — daily weight is the gauge.</w:t>
+      </w:r>
+    </w:p>
+    <w:p>
+      <w:r>
+        <w:t xml:space="preserve">📌 Concept Extension: Dialysis removes ~2–3 kg of fluid per session — exceeding that stresses the heart and drops BP during dialysis.</w:t>
+      </w:r>
+    </w:p>
+    <w:p>
+      <w:r>
+        <w:t xml:space="preserve">Positive Marks: 1</w:t>
+      </w:r>
+    </w:p>
+    <w:p>
+      <w:r>
+        <w:t xml:space="preserve">Negative Marks: 0.25</w:t>
+      </w:r>
+    </w:p>
+    <w:p>
+      <w:r>
+        <w:t xml:space="preserve"/>
+      </w:r>
+    </w:p>
+    <w:p>
+      <w:r>
+        <w:t xml:space="preserve">Question: A primigravida at 38 weeks is in early labor. The nurse should teach the patient that:</w:t>
+      </w:r>
+    </w:p>
+    <w:p>
+      <w:r>
+        <w:t xml:space="preserve">(a) She should come to the hospital when contractions are regular, strong, and about 5 minutes apart</w:t>
+      </w:r>
+    </w:p>
+    <w:p>
+      <w:r>
+        <w:t xml:space="preserve">(b) She should wait until delivery is imminent</w:t>
+      </w:r>
+    </w:p>
+    <w:p>
+      <w:r>
+        <w:t xml:space="preserve">(c) Contractions are irrelevant</w:t>
+      </w:r>
+    </w:p>
+    <w:p>
+      <w:r>
+        <w:t xml:space="preserve">(d) She should eat a heavy meal</w:t>
+      </w:r>
+    </w:p>
+    <w:p>
+      <w:r>
+        <w:t xml:space="preserve">Answer: a</w:t>
+      </w:r>
+    </w:p>
+    <w:p>
+      <w:r>
+        <w:t xml:space="preserve">Solution: ✅ Correct Answer: (a) She should come to the hospital when contractions are regular, strong, and about 5 minutes apart</w:t>
+      </w:r>
+    </w:p>
+    <w:p>
+      <w:r>
+        <w:t xml:space="preserve">🧠 Clinical Rationale: Early-labor teaching: come to the hospital when contractions are REGULAR, STRONG, about 5 MINUTES APART lasting 60 seconds, OR when membranes rupture, OR with bleeding. The nurse also teaches comfort measures at home and what to expect.</w:t>
+      </w:r>
+    </w:p>
+    <w:p>
+      <w:r>
+        <w:t xml:space="preserve">🔍 Key Clues: "Early labor" + "should teach" → the 5-1-1 rule (5 min apart, 1 minute long, for 1 hour) or ruptured membranes/bleeding.</w:t>
+      </w:r>
+    </w:p>
+    <w:p>
+      <w:r>
+        <w:t xml:space="preserve">❌ Why Not Other Options?</w:t>
+      </w:r>
+    </w:p>
+    <w:p>
+      <w:r>
+        <w:t xml:space="preserve">(b) — Waiting until delivery is imminent risks delivering at home.</w:t>
+      </w:r>
+    </w:p>
+    <w:p>
+      <w:r>
+        <w:t xml:space="preserve">(c) — Contractions are the central labor signal — not irrelevant.</w:t>
+      </w:r>
+    </w:p>
+    <w:p>
+      <w:r>
+        <w:t xml:space="preserve">(d) — Heavy meals are avoided in labor (aspiration risk with anesthesia).</w:t>
+      </w:r>
+    </w:p>
+    <w:p>
+      <w:r>
+        <w:t xml:space="preserve">⚠️ Exam Trap: The "5-1-1 rule" and "ruptured membranes = come in now" are the two admission-teaching facts.</w:t>
+      </w:r>
+    </w:p>
+    <w:p>
+      <w:r>
+        <w:t xml:space="preserve">💎 PNC Pearl: Call/come in: contractions 5 min apart × 60 sec × 1 hr, ruptured membranes (gush/trickle), or any vaginal bleeding.</w:t>
+      </w:r>
+    </w:p>
+    <w:p>
+      <w:r>
+        <w:t xml:space="preserve">📌 Concept Extension: Preterm labor (&lt;37 weeks) — go to hospital immediately with ANY regular contractions.</w:t>
+      </w:r>
+    </w:p>
+    <w:p>
+      <w:r>
+        <w:t xml:space="preserve">Positive Marks: 1</w:t>
+      </w:r>
+    </w:p>
+    <w:p>
+      <w:r>
+        <w:t xml:space="preserve">Negative Marks: 0.25</w:t>
+      </w:r>
+    </w:p>
+    <w:p>
+      <w:r>
+        <w:t xml:space="preserve"/>
+      </w:r>
+    </w:p>
+    <w:p>
+      <w:r>
+        <w:t xml:space="preserve">Question: A 5-year-old child with asthma is prescribed a metered-dose inhaler with a spacer. The nurse should teach the child/parents to:</w:t>
+      </w:r>
+    </w:p>
+    <w:p>
+      <w:r>
+        <w:t xml:space="preserve">(a) Shake the inhaler, use the spacer, and rinse the mouth after steroid use</w:t>
+      </w:r>
+    </w:p>
+    <w:p>
+      <w:r>
+        <w:t xml:space="preserve">(b) Use the inhaler without shaking</w:t>
+      </w:r>
+    </w:p>
+    <w:p>
+      <w:r>
+        <w:t xml:space="preserve">(c) Skip the spacer</w:t>
+      </w:r>
+    </w:p>
+    <w:p>
+      <w:r>
+        <w:t xml:space="preserve">(d) Not rinse the mouth</w:t>
+      </w:r>
+    </w:p>
+    <w:p>
+      <w:r>
+        <w:t xml:space="preserve">Answer: a</w:t>
+      </w:r>
+    </w:p>
+    <w:p>
+      <w:r>
+        <w:t xml:space="preserve">Solution: ✅ Correct Answer: (a) Shake the inhaler, use the spacer, and rinse the mouth after steroid use</w:t>
+      </w:r>
+    </w:p>
+    <w:p>
+      <w:r>
+        <w:t xml:space="preserve">🧠 Clinical Rationale: Correct MDI technique: SHAKE the inhaler, attach and use the SPACER (delivers more drug to the lungs and less to the mouth — vital in children), inhale slowly, hold the breath, and RINSE THE MOUTH after CORTICOSTEROID use (prevents oral thrush and hoarseness).</w:t>
+      </w:r>
+    </w:p>
+    <w:p>
+      <w:r>
+        <w:t xml:space="preserve">🔍 Key Clues: "MDI with spacer" in a child → shake + spacer + rinse after steroids.</w:t>
+      </w:r>
+    </w:p>
+    <w:p>
+      <w:r>
+        <w:t xml:space="preserve">❌ Why Not Other Options?</w:t>
+      </w:r>
+    </w:p>
+    <w:p>
+      <w:r>
+        <w:t xml:space="preserve">(b) — Shaking mixes the medication — skipping it delivers variable doses.</w:t>
+      </w:r>
+    </w:p>
+    <w:p>
+      <w:r>
+        <w:t xml:space="preserve">(c) — The spacer is essential in children — it improves drug delivery and reduces oropharyngeal deposition.</w:t>
+      </w:r>
+    </w:p>
+    <w:p>
+      <w:r>
+        <w:t xml:space="preserve">(d) — Not rinsing after inhaled steroids promotes oral candidiasis.</w:t>
+      </w:r>
+    </w:p>
+    <w:p>
+      <w:r>
+        <w:t xml:space="preserve">⚠️ Exam Trap: "Rinse after steroids, not after bronchodilators" — and "spacer = better delivery in kids" are the two tested points.</w:t>
+      </w:r>
+    </w:p>
+    <w:p>
+      <w:r>
+        <w:t xml:space="preserve">💎 PNC Pearl: MDI: shake → spacer → slow breath in → hold 10 s → rinse (steroid only). Demonstrations + return demonstrations.</w:t>
+      </w:r>
+    </w:p>
+    <w:p>
+      <w:r>
+        <w:t xml:space="preserve">📌 Concept Extension: Use bronchodilator FIRST, then steroid — opening the airways lets the steroid reach the lower lungs.</w:t>
+      </w:r>
+    </w:p>
+    <w:p>
+      <w:r>
+        <w:t xml:space="preserve">Positive Marks: 1</w:t>
+      </w:r>
+    </w:p>
+    <w:p>
+      <w:r>
+        <w:t xml:space="preserve">Negative Marks: 0.25</w:t>
+      </w:r>
+    </w:p>
+    <w:p>
+      <w:r>
+        <w:t xml:space="preserve"/>
+      </w:r>
+    </w:p>
+    <w:p>
+      <w:r>
+        <w:t xml:space="preserve">Question: A patient with bipolar disorder in the manic phase is being started on lithium. The nurse should monitor:</w:t>
+      </w:r>
+    </w:p>
+    <w:p>
+      <w:r>
+        <w:t xml:space="preserve">(a) Serum lithium levels, renal function, and thyroid function</w:t>
+      </w:r>
+    </w:p>
+    <w:p>
+      <w:r>
+        <w:t xml:space="preserve">(b) Only weight</w:t>
+      </w:r>
+    </w:p>
+    <w:p>
+      <w:r>
+        <w:t xml:space="preserve">(c) Only glucose</w:t>
+      </w:r>
+    </w:p>
+    <w:p>
+      <w:r>
+        <w:t xml:space="preserve">(d) Only temperature</w:t>
+      </w:r>
+    </w:p>
+    <w:p>
+      <w:r>
+        <w:t xml:space="preserve">Answer: a</w:t>
+      </w:r>
+    </w:p>
+    <w:p>
+      <w:r>
+        <w:t xml:space="preserve">Solution: ✅ Correct Answer: (a) Serum lithium levels, renal function, and thyroid function</w:t>
+      </w:r>
+    </w:p>
+    <w:p>
+      <w:r>
+        <w:t xml:space="preserve">🧠 Clinical Rationale: Lithium monitoring: SERUM LEVELS (therapeutic 0.6–1.2 mEq/L; &gt;1.5 = toxicity), RENAL function (lithium is excreted by the kidney; nephrogenic diabetes insipidus is a long-term effect), and THYROID function (hypothyroidism is common). Signs of toxicity: tremor, vomiting, ataxia, confusion.</w:t>
+      </w:r>
+    </w:p>
+    <w:p>
+      <w:r>
+        <w:t xml:space="preserve">🔍 Key Clues: "Lithium" → the three monitors: level + renal + thyroid.</w:t>
+      </w:r>
+    </w:p>
+    <w:p>
+      <w:r>
+        <w:t xml:space="preserve">❌ Why Not Other Options?</w:t>
+      </w:r>
+    </w:p>
+    <w:p>
+      <w:r>
+        <w:t xml:space="preserve">(b) — Weight alone is not the lithium monitoring parameter.</w:t>
+      </w:r>
+    </w:p>
+    <w:p>
+      <w:r>
+        <w:t xml:space="preserve">(c) — Glucose is not lithium's target organ.</w:t>
+      </w:r>
+    </w:p>
+    <w:p>
+      <w:r>
+        <w:t xml:space="preserve">(d) — Temperature is not the lithium monitor.</w:t>
+      </w:r>
+    </w:p>
+    <w:p>
+      <w:r>
+        <w:t xml:space="preserve">⚠️ Exam Trap: Lithium toxicity: coarse tremor, vomiting, diarrhea, ataxia, confusion, seizures — maintain consistent salt/fluid intake and check levels regularly.</w:t>
+      </w:r>
+    </w:p>
+    <w:p>
+      <w:r>
+        <w:t xml:space="preserve">💎 PNC Pearl: "Lithium: 0.6–1.2 level, kidney + thyroid checks, steady salt/water, report vomiting/tremors."</w:t>
+      </w:r>
+    </w:p>
+    <w:p>
+      <w:r>
+        <w:t xml:space="preserve">📌 Concept Extension: NSAIDs, ACE inhibitors, and thiazides RAISE lithium levels — dangerous interactions to teach.</w:t>
+      </w:r>
+    </w:p>
+    <w:p>
+      <w:r>
+        <w:t xml:space="preserve">Positive Marks: 1</w:t>
+      </w:r>
+    </w:p>
+    <w:p>
+      <w:r>
+        <w:t xml:space="preserve">Negative Marks: 0.25</w:t>
+      </w:r>
+    </w:p>
+    <w:p>
+      <w:r>
+        <w:t xml:space="preserve"/>
+      </w:r>
+    </w:p>
+    <w:p>
+      <w:r>
+        <w:t xml:space="preserve">Question: The "National Education Policy" (NEP) 2020 was launched to:</w:t>
+      </w:r>
+    </w:p>
+    <w:p>
+      <w:r>
+        <w:t xml:space="preserve">(a) Transform the education system with a new curriculum framework</w:t>
+      </w:r>
+    </w:p>
+    <w:p>
+      <w:r>
+        <w:t xml:space="preserve">(b) Build only schools</w:t>
+      </w:r>
+    </w:p>
+    <w:p>
+      <w:r>
+        <w:t xml:space="preserve">(c) Provide health insurance</w:t>
+      </w:r>
+    </w:p>
+    <w:p>
+      <w:r>
+        <w:t xml:space="preserve">(d) Train teachers only</w:t>
+      </w:r>
+    </w:p>
+    <w:p>
+      <w:r>
+        <w:t xml:space="preserve">Answer: a</w:t>
+      </w:r>
+    </w:p>
+    <w:p>
+      <w:r>
+        <w:t xml:space="preserve">Solution: ✅ Correct Answer: (a) Transform the education system with a new curriculum framework</w:t>
+      </w:r>
+    </w:p>
+    <w:p>
+      <w:r>
+        <w:t xml:space="preserve">🧠 Clinical Rationale: NEP 2020 reforms both school and higher education — a new curriculum framework (5+3+3+4), skill and vocational education, multilingual learning, and expanded access — aiming for holistic, flexible, and equitable education.</w:t>
+      </w:r>
+    </w:p>
+    <w:p>
+      <w:r>
+        <w:t xml:space="preserve">🔍 Key Clues: "NEP 2020" → education-system transformation — the policy's purpose.</w:t>
+      </w:r>
+    </w:p>
+    <w:p>
+      <w:r>
+        <w:t xml:space="preserve">❌ Why Not Other Options?</w:t>
+      </w:r>
+    </w:p>
+    <w:p>
+      <w:r>
+        <w:t xml:space="preserve">(b) — Building schools is infrastructure, not the policy's aim.</w:t>
+      </w:r>
+    </w:p>
+    <w:p>
+      <w:r>
+        <w:t xml:space="preserve">(c) — Health insurance is unrelated to NEP.</w:t>
+      </w:r>
+    </w:p>
+    <w:p>
+      <w:r>
+        <w:t xml:space="preserve">(d) — Teacher training is one component, not the whole policy.</w:t>
+      </w:r>
+    </w:p>
+    <w:p>
+      <w:r>
+        <w:t xml:space="preserve">⚠️ Exam Trap: NEP 2020 basics: 5+3+3+4 structure, mother-tongue instruction, NIPUN Bharat, and the 2035 higher-education enrollment target.</w:t>
+      </w:r>
+    </w:p>
+    <w:p>
+      <w:r>
+        <w:t xml:space="preserve">💎 PNC Pearl: NEP 2020: 5+3+3+4 school structure, vocational integration, mother tongue as medium where possible.</w:t>
+      </w:r>
+    </w:p>
+    <w:p>
+      <w:r>
+        <w:t xml:space="preserve">📌 Concept Extension: The National Curriculum Framework (NCF) 2023 operationalizes NEP 2020 in schools.</w:t>
+      </w:r>
+    </w:p>
+    <w:p>
+      <w:r>
+        <w:t xml:space="preserve">Positive Marks: 1</w:t>
+      </w:r>
+    </w:p>
+    <w:p>
+      <w:r>
+        <w:t xml:space="preserve">Negative Marks: 0.25</w:t>
+      </w:r>
+    </w:p>
+    <w:p>
+      <w:r>
+        <w:t xml:space="preserve"/>
+      </w:r>
+    </w:p>
+    <w:p>
+      <w:r>
+        <w:t xml:space="preserve">Question: The nurse is to give 0.5 mg of a medication. The vial contains 0.25 mg/mL. The volume to give is:</w:t>
+      </w:r>
+    </w:p>
+    <w:p>
+      <w:r>
+        <w:t xml:space="preserve">(a) 1 mL</w:t>
+      </w:r>
+    </w:p>
+    <w:p>
+      <w:r>
+        <w:t xml:space="preserve">(b) 2 mL</w:t>
+      </w:r>
+    </w:p>
+    <w:p>
+      <w:r>
+        <w:t xml:space="preserve">(c) 3 mL</w:t>
+      </w:r>
+    </w:p>
+    <w:p>
+      <w:r>
+        <w:t xml:space="preserve">(d) 4 mL</w:t>
+      </w:r>
+    </w:p>
+    <w:p>
+      <w:r>
+        <w:t xml:space="preserve">Answer: b</w:t>
+      </w:r>
+    </w:p>
+    <w:p>
+      <w:r>
+        <w:t xml:space="preserve">Solution: ✅ Correct Answer: (b) 2 mL</w:t>
+      </w:r>
+    </w:p>
+    <w:p>
+      <w:r>
+        <w:t xml:space="preserve">🧠 Clinical Rationale: Volume = Desired ÷ Concentration = 0.5 mg ÷ 0.25 mg/mL = 2 mL. Check: 2 × 0.25 = 0.5 mg ✓.</w:t>
+      </w:r>
+    </w:p>
+    <w:p>
+      <w:r>
+        <w:t xml:space="preserve">🔍 Key Clues: "0.5 mg" + "0.25 mg/mL" → divide dose by concentration.</w:t>
+      </w:r>
+    </w:p>
+    <w:p>
+      <w:r>
+        <w:t xml:space="preserve">❌ Why Not Other Options?</w:t>
+      </w:r>
+    </w:p>
+    <w:p>
+      <w:r>
+        <w:t xml:space="preserve">(a) — 1 mL delivers 0.25 mg — half the dose.</w:t>
+      </w:r>
+    </w:p>
+    <w:p>
+      <w:r>
+        <w:t xml:space="preserve">(c) — 3 mL delivers 0.75 mg — an overdose.</w:t>
+      </w:r>
+    </w:p>
+    <w:p>
+      <w:r>
+        <w:t xml:space="preserve">(d) — 4 mL delivers 1.0 mg — double the dose.</w:t>
+      </w:r>
+    </w:p>
+    <w:p>
+      <w:r>
+        <w:t xml:space="preserve">⚠️ Exam Trap: 0.5 ÷ 0.25 = 2 — recognize the double relationship.</w:t>
+      </w:r>
+    </w:p>
+    <w:p>
+      <w:r>
+        <w:t xml:space="preserve">💎 PNC Pearl: D ÷ H = volume; if the dose is twice the concentration, the volume is 2 mL.</w:t>
+      </w:r>
+    </w:p>
+    <w:p>
+      <w:r>
+        <w:t xml:space="preserve">📌 Concept Extension: Always read the concentration on the label — same drug can come in multiple concentrations.</w:t>
+      </w:r>
+    </w:p>
+    <w:p>
+      <w:r>
+        <w:t xml:space="preserve">Positive Marks: 1</w:t>
+      </w:r>
+    </w:p>
+    <w:p>
+      <w:r>
+        <w:t xml:space="preserve">Negative Marks: 0.25</w:t>
+      </w:r>
+    </w:p>
+    <w:p>
+      <w:r>
+        <w:t xml:space="preserve"/>
+      </w:r>
+    </w:p>
+    <w:p>
+      <w:r>
+        <w:t xml:space="preserve">Question: The normal adult pulse rate at rest is:</w:t>
+      </w:r>
+    </w:p>
+    <w:p>
+      <w:r>
+        <w:t xml:space="preserve">(a) 60–100 beats per minute</w:t>
+      </w:r>
+    </w:p>
+    <w:p>
+      <w:r>
+        <w:t xml:space="preserve">(b) 20–40 beats per minute</w:t>
+      </w:r>
+    </w:p>
+    <w:p>
+      <w:r>
+        <w:t xml:space="preserve">(c) 120–160 beats per minute</w:t>
+      </w:r>
+    </w:p>
+    <w:p>
+      <w:r>
+        <w:t xml:space="preserve">(d) 160–200 beats per minute</w:t>
+      </w:r>
+    </w:p>
+    <w:p>
+      <w:r>
+        <w:t xml:space="preserve">Answer: a</w:t>
+      </w:r>
+    </w:p>
+    <w:p>
+      <w:r>
+        <w:t xml:space="preserve">Solution: ✅ Correct Answer: (a) 60–100 beats per minute</w:t>
+      </w:r>
+    </w:p>
+    <w:p>
+      <w:r>
+        <w:t xml:space="preserve">🧠 Clinical Rationale: Normal adult resting pulse is 60–100 bpm. The nurse assesses rate, rhythm, and strength, and compares APICAL-RADIAL pulses when an irregular rhythm or deficit is suspected (e.g., atrial fibrillation).</w:t>
+      </w:r>
+    </w:p>
+    <w:p>
+      <w:r>
+        <w:t xml:space="preserve">🔍 Key Clues: "Normal adult pulse at rest" → the 60–100 bpm anchor.</w:t>
+      </w:r>
+    </w:p>
+    <w:p>
+      <w:r>
+        <w:t xml:space="preserve">❌ Why Not Other Options?</w:t>
+      </w:r>
+    </w:p>
+    <w:p>
+      <w:r>
+        <w:t xml:space="preserve">(b) — 20–40 bpm is severe bradycardia.</w:t>
+      </w:r>
+    </w:p>
+    <w:p>
+      <w:r>
+        <w:t xml:space="preserve">(c) — 120–160 bpm is the INFANT range.</w:t>
+      </w:r>
+    </w:p>
+    <w:p>
+      <w:r>
+        <w:t xml:space="preserve">(d) — 160–200 bpm is tachyarrhythmia.</w:t>
+      </w:r>
+    </w:p>
+    <w:p>
+      <w:r>
+        <w:t xml:space="preserve">⚠️ Exam Trap: Age-based pulse: infant 100–160, toddler 80–130, preschooler 80–120, school-age 70–110, adult 60–100 — the age matching is the trap.</w:t>
+      </w:r>
+    </w:p>
+    <w:p>
+      <w:r>
+        <w:t xml:space="preserve">💎 PNC Pearl: Adult 60–100; &lt;60 = bradycardia, &gt;100 = tachycardia (resting); athletes may run lower normally.</w:t>
+      </w:r>
+    </w:p>
+    <w:p>
+      <w:r>
+        <w:t xml:space="preserve">📌 Concept Extension: Apical pulse is counted for a full minute before digoxin — withhold if &lt;60 bpm (adult).</w:t>
+      </w:r>
+    </w:p>
+    <w:p>
+      <w:r>
+        <w:t xml:space="preserve">Positive Marks: 1</w:t>
+      </w:r>
+    </w:p>
+    <w:p>
+      <w:r>
+        <w:t xml:space="preserve">Negative Marks: 0.25</w:t>
+      </w:r>
+    </w:p>
+    <w:p>
+      <w:r>
+        <w:t xml:space="preserve"/>
+      </w:r>
+    </w:p>
+    <w:p>
+      <w:r>
+        <w:t xml:space="preserve">Question: A patient with a fractured pelvis is at risk for which complication?</w:t>
+      </w:r>
+    </w:p>
+    <w:p>
+      <w:r>
+        <w:t xml:space="preserve">(a) Internal hemorrhage and hypovolemic shock</w:t>
+      </w:r>
+    </w:p>
+    <w:p>
+      <w:r>
+        <w:t xml:space="preserve">(b) Hypoglycemia</w:t>
+      </w:r>
+    </w:p>
+    <w:p>
+      <w:r>
+        <w:t xml:space="preserve">(c) Hyperthyroidism</w:t>
+      </w:r>
+    </w:p>
+    <w:p>
+      <w:r>
+        <w:t xml:space="preserve">(d) Skin rash</w:t>
+      </w:r>
+    </w:p>
+    <w:p>
+      <w:r>
+        <w:t xml:space="preserve">Answer: a</w:t>
+      </w:r>
+    </w:p>
+    <w:p>
+      <w:r>
+        <w:t xml:space="preserve">Solution: ✅ Correct Answer: (a) Internal hemorrhage and hypovolemic shock</w:t>
+      </w:r>
+    </w:p>
+    <w:p>
+      <w:r>
+        <w:t xml:space="preserve">🧠 Clinical Rationale: The pelvis encloses large vessels (iliac arteries/veins, presacral plexus) — a pelvic fracture can lacerate them, causing MAJOR INTERNAL HEMORRHAGE and HYPOVOLEMIC SHOCK even without visible external bleeding. The nurse monitors vitals, hemoglobin, and urine, and prepares for fluid/blood resuscitation.</w:t>
+      </w:r>
+    </w:p>
+    <w:p>
+      <w:r>
+        <w:t xml:space="preserve">🔍 Key Clues: "Fractured pelvis" → the hidden-bleeding complication: internal hemorrhage + shock.</w:t>
+      </w:r>
+    </w:p>
+    <w:p>
+      <w:r>
+        <w:t xml:space="preserve">❌ Why Not Other Options?</w:t>
+      </w:r>
+    </w:p>
+    <w:p>
+      <w:r>
+        <w:t xml:space="preserve">(b) — Hypoglycemia is unrelated to pelvic fractures.</w:t>
+      </w:r>
+    </w:p>
+    <w:p>
+      <w:r>
+        <w:t xml:space="preserve">(c) — Hyperthyroidism is not a fracture complication.</w:t>
+      </w:r>
+    </w:p>
+    <w:p>
+      <w:r>
+        <w:t xml:space="preserve">(d) — Skin rash is not the risk.</w:t>
+      </w:r>
+    </w:p>
+    <w:p>
+      <w:r>
+        <w:t xml:space="preserve">⚠️ Exam Trap: Pelvic fractures can bleed up to several liters internally — "monitor for shock" is the answer even when external bleeding is absent.</w:t>
+      </w:r>
+    </w:p>
+    <w:p>
+      <w:r>
+        <w:t xml:space="preserve">💎 PNC Pearl: Pelvic fracture: log-roll, monitor vitals/Hb/urine, prepare blood products, pelvic binder — treat as shock until proven otherwise.</w:t>
+      </w:r>
+    </w:p>
+    <w:p>
+      <w:r>
+        <w:t xml:space="preserve">📌 Concept Extension: Other pelvic fracture risks: urethral injury (blood at the meatus) and bladder injury.</w:t>
+      </w:r>
+    </w:p>
+    <w:p>
+      <w:r>
+        <w:t xml:space="preserve">Positive Marks: 1</w:t>
+      </w:r>
+    </w:p>
+    <w:p>
+      <w:r>
+        <w:t xml:space="preserve">Negative Marks: 0.25</w:t>
       </w:r>
     </w:p>
     <w:sectPr>
       <w:pgSz w:w="12240" w:h="15840"/>
-      <w:pgMar w:top="864" w:right="1008" w:bottom="864" w:left="1008" w:header="720" w:footer="720" w:gutter="0"/>
+      <w:pgMar w:top="1440" w:right="1800" w:bottom="1440" w:left="1800" w:header="720" w:footer="720" w:gutter="0"/>
       <w:cols w:space="720"/>
       <w:docGrid w:linePitch="360"/>
     </w:sectPr>
@@ -2535,10 +2265,6 @@
     <w:name w:val="Normal"/>
     <w:qFormat/>
     <w:rsid w:val="00FC693F"/>
-    <w:rPr>
-      <w:rFonts w:ascii="Calibri" w:hAnsi="Calibri"/>
-      <w:sz w:val="22"/>
-    </w:rPr>
   </w:style>
   <w:style w:type="paragraph" w:styleId="Header">
     <w:name w:val="header"/>
